--- a/paper/mic-paper-simplified-ieee.docx
+++ b/paper/mic-paper-simplified-ieee.docx
@@ -7,13 +7,13 @@
         <w:pStyle w:val="Title"/>
       </w:pPr>
       <w:r>
-        <w:t xml:space="preserve">A 16-Bit-Native Compression Pipeline for</w:t>
+        <w:t xml:space="preserve">A 16-Bit-Native Lossless Compression Pipeline</w:t>
       </w:r>
       <w:r>
         <w:br/>
       </w:r>
       <w:r>
-        <w:t xml:space="preserve">Lossless Medical Images</w:t>
+        <w:t xml:space="preserve">for Medical Images</w:t>
       </w:r>
     </w:p>
     <w:p>
@@ -30,7 +30,7 @@
         <w:rPr>
           <w:rStyle w:val="FootnoteReference"/>
         </w:rPr>
-        <w:footnoteReference w:id="20"/>
+        <w:footnoteReference w:id="9"/>
       </w:r>
     </w:p>
     <w:p>
@@ -58,7 +58,7 @@
         <w:t xml:space="preserve"> </w:t>
       </w:r>
       <w:r>
-        <w:t xml:space="preserve">“deep,”</w:t>
+        <w:t xml:space="preserve">“wide,”</w:t>
       </w:r>
       <w:r>
         <w:t xml:space="preserve"> </w:t>
@@ -70,7 +70,7 @@
         <w:t xml:space="preserve"> </w:t>
       </w:r>
       <w:r>
-        <w:t xml:space="preserve">10–16 bits per pixel rather than the 8 bits of an ordinary photo. That deep</w:t>
+        <w:t xml:space="preserve">10–16 bits per pixel rather than the 8 bits of an ordinary photo. That wide</w:t>
       </w:r>
       <w:r>
         <w:t xml:space="preserve"> </w:t>
@@ -211,13 +211,7 @@
         <w:t xml:space="preserve"> </w:t>
       </w:r>
       <w:r>
-        <w:t xml:space="preserve">in a web browser. The main caveat is that this is a 39-image study; the results</w:t>
-      </w:r>
-      <w:r>
-        <w:t xml:space="preserve"> </w:t>
-      </w:r>
-      <w:r>
-        <w:t xml:space="preserve">are encouraging but need confirmation on larger, multi-hospital datasets.</w:t>
+        <w:t xml:space="preserve">in a web browser.</w:t>
       </w:r>
     </w:p>
     <w:p>
@@ -240,7 +234,7 @@
         <w:t xml:space="preserve">imaging.</w:t>
       </w:r>
     </w:p>
-    <w:bookmarkStart w:id="27" w:name="sec:intro"/>
+    <w:bookmarkStart w:id="16" w:name="sec:intro"/>
     <w:p>
       <w:pPr>
         <w:pStyle w:val="Heading1"/>
@@ -373,7 +367,13 @@
         <w:t xml:space="preserve"> </w:t>
       </w:r>
       <w:r>
-        <w:t xml:space="preserve">Plain run-length coding is simple but barely compresses.</w:t>
+        <w:t xml:space="preserve">Plain run-length coding is simple but offers only modest compression, since it</w:t>
+      </w:r>
+      <w:r>
+        <w:t xml:space="preserve"> </w:t>
+      </w:r>
+      <w:r>
+        <w:t xml:space="preserve">works on raw bytes with no prediction step.</w:t>
       </w:r>
     </w:p>
     <w:p>
@@ -387,34 +387,64 @@
         <w:t xml:space="preserve"> </w:t>
       </w:r>
       <w:r>
-        <w:t xml:space="preserve">through these standards: none of them was designed natively for medical imaging.</w:t>
-      </w:r>
-      <w:r>
-        <w:t xml:space="preserve"> </w:t>
-      </w:r>
-      <w:r>
-        <w:t xml:space="preserve">Their prediction and entropy stages originated in photographic and</w:t>
-      </w:r>
-      <w:r>
-        <w:t xml:space="preserve"> </w:t>
-      </w:r>
-      <w:r>
-        <w:t xml:space="preserve">general-purpose imaging, where pixels are typically 8 bits, and were later</w:t>
-      </w:r>
-      <w:r>
-        <w:t xml:space="preserve"> </w:t>
-      </w:r>
-      <w:r>
-        <w:t xml:space="preserve">applied to the 10–16-bit data that medical scanners produce. MIC takes the</w:t>
-      </w:r>
-      <w:r>
-        <w:t xml:space="preserve"> </w:t>
-      </w:r>
-      <w:r>
-        <w:t xml:space="preserve">opposite approach and is built from the ground up for medical images.</w:t>
+        <w:t xml:space="preserve">through these standards. Their prediction and entropy stages were originally</w:t>
+      </w:r>
+      <w:r>
+        <w:t xml:space="preserve"> </w:t>
+      </w:r>
+      <w:r>
+        <w:t xml:space="preserve">developed for photographic and general-purpose continuous-tone imaging, where</w:t>
+      </w:r>
+      <w:r>
+        <w:t xml:space="preserve"> </w:t>
+      </w:r>
+      <w:r>
+        <w:t xml:space="preserve">pixels are typically 8 bits, and were later applied to the 10–16-bit data that</w:t>
+      </w:r>
+      <w:r>
+        <w:t xml:space="preserve"> </w:t>
+      </w:r>
+      <w:r>
+        <w:t xml:space="preserve">medical scanners produce </w:t>
+      </w:r>
+      <w:r>
+        <w:t xml:space="preserve">. Even JPEG-LS, the most</w:t>
+      </w:r>
+      <w:r>
+        <w:t xml:space="preserve"> </w:t>
+      </w:r>
+      <w:r>
+        <w:t xml:space="preserve">widely deployed of them in medical imaging, derives from the LOCO-I design for</w:t>
+      </w:r>
+      <w:r>
+        <w:t xml:space="preserve"> </w:t>
+      </w:r>
+      <w:r>
+        <w:t xml:space="preserve">general continuous-tone images </w:t>
+      </w:r>
+      <w:r>
+        <w:t xml:space="preserve">; its adoption for medical data came</w:t>
+      </w:r>
+      <w:r>
+        <w:t xml:space="preserve"> </w:t>
+      </w:r>
+      <w:r>
+        <w:t xml:space="preserve">afterward. None of these standards was designed from the outset around the</w:t>
+      </w:r>
+      <w:r>
+        <w:t xml:space="preserve"> </w:t>
+      </w:r>
+      <w:r>
+        <w:t xml:space="preserve">statistics of high-bit-depth medical images. MIC takes the opposite approach</w:t>
+      </w:r>
+      <w:r>
+        <w:t xml:space="preserve"> </w:t>
+      </w:r>
+      <w:r>
+        <w:t xml:space="preserve">and is built from the ground up for medical images.</w:t>
       </w:r>
     </w:p>
-    <w:bookmarkStart w:id="23" w:name="Xf9d516eed5f7401174fecaa086b912906a5424e"/>
+    <w:bookmarkStart w:id="12" w:name="Xf9d516eed5f7401174fecaa086b912906a5424e"/>
     <w:p>
       <w:pPr>
         <w:pStyle w:val="Heading2"/>
@@ -639,16 +669,60 @@
         <w:t xml:space="preserve"> </w:t>
       </w:r>
       <w:r>
-        <w:t xml:space="preserve">ceiling on how much a byte-splitting coder is wasting, and MIC’s measured</w:t>
-      </w:r>
-      <w:r>
-        <w:t xml:space="preserve"> </w:t>
-      </w:r>
-      <w:r>
-        <w:t xml:space="preserve">5–22% advantage falls within that ceiling.</w:t>
+        <w:t xml:space="preserve">ceiling on how much a byte-splitting coder is wasting. This sets an</w:t>
+      </w:r>
+      <w:r>
+        <w:t xml:space="preserve"> </w:t>
+      </w:r>
+      <w:r>
+        <w:t xml:space="preserve">expectation for how much can be recovered by keeping the two bytes together.</w:t>
+      </w:r>
+      <w:r>
+        <w:t xml:space="preserve"> </w:t>
+      </w:r>
+      <w:r>
+        <w:t xml:space="preserve">Section </w:t>
+      </w:r>
+      <w:hyperlink w:anchor="sec:results">
+        <w:r>
+          <w:rPr>
+            <w:rStyle w:val="Hyperlink"/>
+          </w:rPr>
+          <w:t xml:space="preserve">6</w:t>
+        </w:r>
+      </w:hyperlink>
+      <w:r>
+        <w:t xml:space="preserve"> </w:t>
+      </w:r>
+      <w:r>
+        <w:t xml:space="preserve">reports that MIC produces files 5–22% smaller than</w:t>
+      </w:r>
+      <w:r>
+        <w:t xml:space="preserve"> </w:t>
+      </w:r>
+      <w:r>
+        <w:t xml:space="preserve">Delta + Zstandard, a strong byte-oriented baseline that codes the same residuals</w:t>
+      </w:r>
+      <w:r>
+        <w:t xml:space="preserve"> </w:t>
+      </w:r>
+      <w:r>
+        <w:t xml:space="preserve">after splitting them into bytes; that measured per-image size advantage falls</w:t>
+      </w:r>
+      <w:r>
+        <w:t xml:space="preserve"> </w:t>
+      </w:r>
+      <w:r>
+        <w:t xml:space="preserve">within the ceiling above, which is consistent with the shared-information</w:t>
+      </w:r>
+      <w:r>
+        <w:t xml:space="preserve"> </w:t>
+      </w:r>
+      <w:r>
+        <w:t xml:space="preserve">argument being the main source of the gain.</w:t>
       </w:r>
     </w:p>
-    <w:bookmarkStart w:id="22" w:name="the-residual-stream"/>
+    <w:bookmarkStart w:id="11" w:name="the-residual-stream"/>
     <w:p>
       <w:pPr>
         <w:pStyle w:val="Heading4"/>
@@ -728,9 +802,9 @@
         <w:t xml:space="preserve">well.</w:t>
       </w:r>
     </w:p>
-    <w:bookmarkEnd w:id="22"/>
-    <w:bookmarkEnd w:id="23"/>
-    <w:bookmarkStart w:id="24" w:name="what-mic-is"/>
+    <w:bookmarkEnd w:id="11"/>
+    <w:bookmarkEnd w:id="12"/>
+    <w:bookmarkStart w:id="13" w:name="what-mic-is"/>
     <w:p>
       <w:pPr>
         <w:pStyle w:val="Heading2"/>
@@ -762,7 +836,7 @@
         <w:t xml:space="preserve"> </w:t>
       </w:r>
       <w:r>
-        <w:t xml:space="preserve">deep. Starting from these properties, we surveyed entropy-coding and</w:t>
+        <w:t xml:space="preserve">wide. Starting from these properties, we surveyed entropy-coding and</w:t>
       </w:r>
       <w:r>
         <w:t xml:space="preserve"> </w:t>
@@ -815,8 +889,8 @@
         <w:t xml:space="preserve">once.</w:t>
       </w:r>
     </w:p>
-    <w:bookmarkEnd w:id="24"/>
-    <w:bookmarkStart w:id="26" w:name="contributions-briefly"/>
+    <w:bookmarkEnd w:id="13"/>
+    <w:bookmarkStart w:id="15" w:name="contributions-briefly"/>
     <w:p>
       <w:pPr>
         <w:pStyle w:val="Heading2"/>
@@ -1010,7 +1084,7 @@
         <w:t xml:space="preserve">client-side decoding in browsers.</w:t>
       </w:r>
     </w:p>
-    <w:bookmarkStart w:id="25" w:name="scope"/>
+    <w:bookmarkStart w:id="14" w:name="scope"/>
     <w:p>
       <w:pPr>
         <w:pStyle w:val="Heading4"/>
@@ -1039,10 +1113,10 @@
         <w:t xml:space="preserve">are out of scope.</w:t>
       </w:r>
     </w:p>
-    <w:bookmarkEnd w:id="25"/>
-    <w:bookmarkEnd w:id="26"/>
-    <w:bookmarkEnd w:id="27"/>
-    <w:bookmarkStart w:id="28" w:name="sec:related"/>
+    <w:bookmarkEnd w:id="14"/>
+    <w:bookmarkEnd w:id="15"/>
+    <w:bookmarkEnd w:id="16"/>
+    <w:bookmarkStart w:id="17" w:name="sec:related"/>
     <w:p>
       <w:pPr>
         <w:pStyle w:val="Heading1"/>
@@ -1328,8 +1402,8 @@
         <w:t xml:space="preserve">dimensions relevant to medical image compression.</w:t>
       </w:r>
     </w:p>
-    <w:bookmarkEnd w:id="28"/>
-    <w:bookmarkStart w:id="37" w:name="sec:pipeline"/>
+    <w:bookmarkEnd w:id="17"/>
+    <w:bookmarkStart w:id="26" w:name="sec:pipeline"/>
     <w:p>
       <w:pPr>
         <w:pStyle w:val="Heading1"/>
@@ -1370,7 +1444,7 @@
         <w:t xml:space="preserve">(remove the remaining redundancy), producing compressed bytes.</w:t>
       </w:r>
     </w:p>
-    <w:bookmarkStart w:id="31" w:name="spatial-prediction"/>
+    <w:bookmarkStart w:id="20" w:name="spatial-prediction"/>
     <w:p>
       <w:pPr>
         <w:pStyle w:val="Heading2"/>
@@ -1446,7 +1520,7 @@
         <w:t xml:space="preserve">the decode side, and works well on medical images.</w:t>
       </w:r>
     </w:p>
-    <w:bookmarkStart w:id="30" w:name="other-predictors-we-evaluated"/>
+    <w:bookmarkStart w:id="19" w:name="other-predictors-we-evaluated"/>
     <w:p>
       <w:pPr>
         <w:pStyle w:val="Heading4"/>
@@ -1533,7 +1607,7 @@
         <w:t xml:space="preserve">summarizes the comparison.</w:t>
       </w:r>
     </w:p>
-    <w:bookmarkStart w:id="29" w:name="tab:predictor-summary"/>
+    <w:bookmarkStart w:id="18" w:name="tab:predictor-summary"/>
     <w:p>
       <w:pPr>
         <w:pStyle w:val="TableCaption"/>
@@ -1882,10 +1956,10 @@
         </w:tc>
       </w:tr>
     </w:tbl>
-    <w:bookmarkEnd w:id="29"/>
-    <w:bookmarkEnd w:id="30"/>
-    <w:bookmarkEnd w:id="31"/>
-    <w:bookmarkStart w:id="33" w:name="handling-large-jumps-overflow-coding"/>
+    <w:bookmarkEnd w:id="18"/>
+    <w:bookmarkEnd w:id="19"/>
+    <w:bookmarkEnd w:id="20"/>
+    <w:bookmarkStart w:id="22" w:name="handling-large-jumps-overflow-coding"/>
     <w:p>
       <w:pPr>
         <w:pStyle w:val="Heading2"/>
@@ -1997,7 +2071,7 @@
         <w:t xml:space="preserve">representative bit depth.</w:t>
       </w:r>
     </w:p>
-    <w:bookmarkStart w:id="32" w:name="tab:overflow-map"/>
+    <w:bookmarkStart w:id="21" w:name="tab:overflow-map"/>
     <w:p>
       <w:pPr>
         <w:pStyle w:val="TableCaption"/>
@@ -2422,9 +2496,9 @@
         </w:tc>
       </w:tr>
     </w:tbl>
-    <w:bookmarkEnd w:id="32"/>
-    <w:bookmarkEnd w:id="33"/>
-    <w:bookmarkStart w:id="34" w:name="bit-run-length-encoding-rle"/>
+    <w:bookmarkEnd w:id="21"/>
+    <w:bookmarkEnd w:id="22"/>
+    <w:bookmarkStart w:id="23" w:name="bit-run-length-encoding-rle"/>
     <w:p>
       <w:pPr>
         <w:pStyle w:val="Heading2"/>
@@ -2653,8 +2727,8 @@
         <w:t xml:space="preserve">counter, without touching the compressed data at all.</w:t>
       </w:r>
     </w:p>
-    <w:bookmarkEnd w:id="34"/>
-    <w:bookmarkStart w:id="36" w:name="X720b39608bfefa9f84f7dbbedb7393b7b6d69fb"/>
+    <w:bookmarkEnd w:id="23"/>
+    <w:bookmarkStart w:id="25" w:name="X720b39608bfefa9f84f7dbbedb7393b7b6d69fb"/>
     <w:p>
       <w:pPr>
         <w:pStyle w:val="Heading2"/>
@@ -2855,25 +2929,269 @@
         <w:t xml:space="preserve"> </w:t>
       </w:r>
       <w:r>
-        <w:t xml:space="preserve">knob that</w:t>
-      </w:r>
-      <w:r>
-        <w:t xml:space="preserve"> </w:t>
-      </w:r>
-      <w:r>
-        <w:t xml:space="preserve">sets how large and precise the probability table is. MIC selects it based on how</w:t>
-      </w:r>
-      <w:r>
-        <w:t xml:space="preserve"> </w:t>
-      </w:r>
-      <w:r>
-        <w:t xml:space="preserve">many distinct values it sees and how much data backs each value: it uses a</w:t>
-      </w:r>
-      <w:r>
-        <w:t xml:space="preserve"> </w:t>
-      </w:r>
-      <w:r>
-        <w:t xml:space="preserve">larger table only when there are many active symbols</w:t>
+        <w:t xml:space="preserve">parameter that sets the size of the probability table: the table has</w:t>
+      </w:r>
+      <w:r>
+        <w:t xml:space="preserve"> </w:t>
+      </w:r>
+      <m:oMath>
+        <m:sSup>
+          <m:e>
+            <m:r>
+              <m:t>2</m:t>
+            </m:r>
+          </m:e>
+          <m:sup>
+            <m:r>
+              <m:rPr>
+                <m:nor/>
+                <m:sty m:val="i"/>
+              </m:rPr>
+              <m:t>tableLog</m:t>
+            </m:r>
+          </m:sup>
+        </m:sSup>
+      </m:oMath>
+      <w:r>
+        <w:t xml:space="preserve"> </w:t>
+      </w:r>
+      <w:r>
+        <w:t xml:space="preserve">entries, so each increment of tableLog doubles it.</w:t>
+      </w:r>
+      <w:r>
+        <w:t xml:space="preserve"> </w:t>
+      </w:r>
+      <w:r>
+        <w:t xml:space="preserve">A larger table represents each symbol’s probability at finer granularity, which</w:t>
+      </w:r>
+      <w:r>
+        <w:t xml:space="preserve"> </w:t>
+      </w:r>
+      <w:r>
+        <w:t xml:space="preserve">can improve the compression ratio, but it uses more memory and takes longer to</w:t>
+      </w:r>
+      <w:r>
+        <w:t xml:space="preserve"> </w:t>
+      </w:r>
+      <w:r>
+        <w:t xml:space="preserve">build, and on a small or low-entropy image the extra precision is wasted. MIC</w:t>
+      </w:r>
+      <w:r>
+        <w:t xml:space="preserve"> </w:t>
+      </w:r>
+      <w:r>
+        <w:t xml:space="preserve">sets tableLog from</w:t>
+      </w:r>
+      <w:r>
+        <w:t xml:space="preserve"> </w:t>
+      </w:r>
+      <w:r>
+        <w:t xml:space="preserve">two measurements of the post-prediction symbol stream that the entropy stage is</w:t>
+      </w:r>
+      <w:r>
+        <w:t xml:space="preserve"> </w:t>
+      </w:r>
+      <w:r>
+        <w:t xml:space="preserve">about to encode:</w:t>
+      </w:r>
+    </w:p>
+    <w:p>
+      <w:pPr>
+        <w:numPr>
+          <w:ilvl w:val="0"/>
+          <w:numId w:val="1003"/>
+        </w:numPr>
+      </w:pPr>
+      <w:r>
+        <w:t xml:space="preserve">the</w:t>
+      </w:r>
+      <w:r>
+        <w:t xml:space="preserve"> </w:t>
+      </w:r>
+      <w:r>
+        <w:rPr>
+          <w:b/>
+          <w:bCs/>
+        </w:rPr>
+        <w:t xml:space="preserve">alphabet size</w:t>
+      </w:r>
+      <w:r>
+        <w:t xml:space="preserve"> </w:t>
+      </w:r>
+      <w:r>
+        <w:t xml:space="preserve">(written</w:t>
+      </w:r>
+      <w:r>
+        <w:t xml:space="preserve"> </w:t>
+      </w:r>
+      <m:oMath>
+        <m:r>
+          <m:t>β</m:t>
+        </m:r>
+      </m:oMath>
+      <w:r>
+        <w:t xml:space="preserve">): the number of distinct</w:t>
+      </w:r>
+      <w:r>
+        <w:t xml:space="preserve"> </w:t>
+      </w:r>
+      <w:r>
+        <w:t xml:space="preserve">symbol values that actually occur in the stream; and</w:t>
+      </w:r>
+    </w:p>
+    <w:p>
+      <w:pPr>
+        <w:numPr>
+          <w:ilvl w:val="0"/>
+          <w:numId w:val="1003"/>
+        </w:numPr>
+      </w:pPr>
+      <w:r>
+        <w:t xml:space="preserve">the</w:t>
+      </w:r>
+      <w:r>
+        <w:t xml:space="preserve"> </w:t>
+      </w:r>
+      <w:r>
+        <w:rPr>
+          <w:b/>
+          <w:bCs/>
+        </w:rPr>
+        <w:t xml:space="preserve">symbol density</w:t>
+      </w:r>
+      <w:r>
+        <w:t xml:space="preserve"> </w:t>
+      </w:r>
+      <w:r>
+        <w:t xml:space="preserve">(written</w:t>
+      </w:r>
+      <w:r>
+        <w:t xml:space="preserve"> </w:t>
+      </w:r>
+      <m:oMath>
+        <m:sSub>
+          <m:e>
+            <m:r>
+              <m:t>C</m:t>
+            </m:r>
+          </m:e>
+          <m:sub>
+            <m:r>
+              <m:t>r</m:t>
+            </m:r>
+          </m:sub>
+        </m:sSub>
+      </m:oMath>
+      <w:r>
+        <w:t xml:space="preserve">): the average amount of data</w:t>
+      </w:r>
+      <w:r>
+        <w:t xml:space="preserve"> </w:t>
+      </w:r>
+      <w:r>
+        <w:t xml:space="preserve">backing each symbol, computed as the total number of symbols divided by the</w:t>
+      </w:r>
+      <w:r>
+        <w:t xml:space="preserve"> </w:t>
+      </w:r>
+      <w:r>
+        <w:t xml:space="preserve">alphabet size</w:t>
+      </w:r>
+      <w:r>
+        <w:t xml:space="preserve"> </w:t>
+      </w:r>
+      <m:oMath>
+        <m:r>
+          <m:t>β</m:t>
+        </m:r>
+      </m:oMath>
+      <w:r>
+        <w:t xml:space="preserve">.</w:t>
+      </w:r>
+    </w:p>
+    <w:p>
+      <w:pPr>
+        <w:pStyle w:val="FirstParagraph"/>
+      </w:pPr>
+      <w:r>
+        <w:t xml:space="preserve">MIC uses the larger table (tableLog 12 instead of the default 11) only when</w:t>
+      </w:r>
+      <w:r>
+        <w:t xml:space="preserve"> </w:t>
+      </w:r>
+      <w:r>
+        <w:rPr>
+          <w:i/>
+          <w:iCs/>
+        </w:rPr>
+        <w:t xml:space="preserve">both</w:t>
+      </w:r>
+      <w:r>
+        <w:t xml:space="preserve"> </w:t>
+      </w:r>
+      <w:r>
+        <w:t xml:space="preserve">quantities are high enough, specifically more than 128 distinct</w:t>
+      </w:r>
+      <w:r>
+        <w:t xml:space="preserve"> </w:t>
+      </w:r>
+      <w:r>
+        <w:t xml:space="preserve">symbols (</w:t>
+      </w:r>
+      <m:oMath>
+        <m:r>
+          <m:t>β</m:t>
+        </m:r>
+        <m:r>
+          <m:rPr>
+            <m:sty m:val="p"/>
+          </m:rPr>
+          <m:t>&gt;</m:t>
+        </m:r>
+        <m:r>
+          <m:t>128</m:t>
+        </m:r>
+      </m:oMath>
+      <w:r>
+        <w:t xml:space="preserve">) and more than 32 symbols of data per distinct value</w:t>
+      </w:r>
+      <w:r>
+        <w:t xml:space="preserve"> </w:t>
+      </w:r>
+      <w:r>
+        <w:t xml:space="preserve">(</w:t>
+      </w:r>
+      <m:oMath>
+        <m:sSub>
+          <m:e>
+            <m:r>
+              <m:t>C</m:t>
+            </m:r>
+          </m:e>
+          <m:sub>
+            <m:r>
+              <m:t>r</m:t>
+            </m:r>
+          </m:sub>
+        </m:sSub>
+        <m:r>
+          <m:rPr>
+            <m:sty m:val="p"/>
+          </m:rPr>
+          <m:t>&gt;</m:t>
+        </m:r>
+        <m:r>
+          <m:t>32</m:t>
+        </m:r>
+      </m:oMath>
+      <w:r>
+        <w:t xml:space="preserve">). The intuition is that a finer table pays off only when the</w:t>
+      </w:r>
+      <w:r>
+        <w:t xml:space="preserve"> </w:t>
+      </w:r>
+      <w:r>
+        <w:t xml:space="preserve">alphabet is genuinely large</w:t>
       </w:r>
       <w:r>
         <w:t xml:space="preserve"> </w:t>
@@ -2889,19 +3207,45 @@
         <w:t xml:space="preserve"> </w:t>
       </w:r>
       <w:r>
-        <w:t xml:space="preserve">enough data to</w:t>
-      </w:r>
-      <w:r>
-        <w:t xml:space="preserve"> </w:t>
-      </w:r>
-      <w:r>
-        <w:t xml:space="preserve">estimate their probabilities reliably (for example, mammography images after</w:t>
-      </w:r>
-      <w:r>
-        <w:t xml:space="preserve"> </w:t>
-      </w:r>
-      <w:r>
-        <w:t xml:space="preserve">prediction). On the test set this adaptive choice correctly turned on the</w:t>
+        <w:t xml:space="preserve">each of its symbols is observed often</w:t>
+      </w:r>
+      <w:r>
+        <w:t xml:space="preserve"> </w:t>
+      </w:r>
+      <w:r>
+        <w:t xml:space="preserve">enough to estimate the extra probabilities reliably; a large alphabet with</w:t>
+      </w:r>
+      <w:r>
+        <w:t xml:space="preserve"> </w:t>
+      </w:r>
+      <w:r>
+        <w:t xml:space="preserve">little data per symbol (</w:t>
+      </w:r>
+      <m:oMath>
+        <m:sSub>
+          <m:e>
+            <m:r>
+              <m:t>C</m:t>
+            </m:r>
+          </m:e>
+          <m:sub>
+            <m:r>
+              <m:t>r</m:t>
+            </m:r>
+          </m:sub>
+        </m:sSub>
+      </m:oMath>
+      <w:r>
+        <w:t xml:space="preserve"> </w:t>
+      </w:r>
+      <w:r>
+        <w:t xml:space="preserve">small) would instead produce noisy frequency</w:t>
+      </w:r>
+      <w:r>
+        <w:t xml:space="preserve"> </w:t>
+      </w:r>
+      <w:r>
+        <w:t xml:space="preserve">estimates and waste header space. On the test set this rule turned on the</w:t>
       </w:r>
       <w:r>
         <w:t xml:space="preserve"> </w:t>
@@ -2913,7 +3257,7 @@
         <w:t xml:space="preserve"> </w:t>
       </w:r>
       <w:r>
-        <w:t xml:space="preserve">and decode speed is unaffected by the choice.</w:t>
+        <w:t xml:space="preserve">with no effect on decode speed.</w:t>
       </w:r>
       <w:r>
         <w:t xml:space="preserve"> </w:t>
@@ -2936,7 +3280,7 @@
         <w:t xml:space="preserve">shows the ablation across selected images.</w:t>
       </w:r>
     </w:p>
-    <w:bookmarkStart w:id="35" w:name="tab:tablelog-ablation"/>
+    <w:bookmarkStart w:id="24" w:name="tab:tablelog-ablation"/>
     <w:p>
       <w:pPr>
         <w:pStyle w:val="TableCaption"/>
@@ -3595,10 +3939,10 @@
         </w:tc>
       </w:tr>
     </w:tbl>
-    <w:bookmarkEnd w:id="35"/>
-    <w:bookmarkEnd w:id="36"/>
-    <w:bookmarkEnd w:id="37"/>
-    <w:bookmarkStart w:id="43" w:name="sec:multistate"/>
+    <w:bookmarkEnd w:id="24"/>
+    <w:bookmarkEnd w:id="25"/>
+    <w:bookmarkEnd w:id="26"/>
+    <w:bookmarkStart w:id="32" w:name="sec:multistate"/>
     <w:p>
       <w:pPr>
         <w:pStyle w:val="Heading1"/>
@@ -3607,7 +3951,7 @@
         <w:t xml:space="preserve">Faster Decoding: Multi-State Decoding</w:t>
       </w:r>
     </w:p>
-    <w:bookmarkStart w:id="38" w:name="the-bottleneck"/>
+    <w:bookmarkStart w:id="27" w:name="the-bottleneck"/>
     <w:p>
       <w:pPr>
         <w:pStyle w:val="Heading2"/>
@@ -3705,8 +4049,8 @@
         <w:t xml:space="preserve">–83% of the CPU’s capacity unused.</w:t>
       </w:r>
     </w:p>
-    <w:bookmarkEnd w:id="38"/>
-    <w:bookmarkStart w:id="39" w:name="the-approach"/>
+    <w:bookmarkEnd w:id="27"/>
+    <w:bookmarkStart w:id="28" w:name="the-approach"/>
     <w:p>
       <w:pPr>
         <w:pStyle w:val="Heading2"/>
@@ -3891,8 +4235,8 @@
         <w:t xml:space="preserve">positions.</w:t>
       </w:r>
     </w:p>
-    <w:bookmarkEnd w:id="39"/>
-    <w:bookmarkStart w:id="42" w:name="measured-speedup"/>
+    <w:bookmarkEnd w:id="28"/>
+    <w:bookmarkStart w:id="31" w:name="measured-speedup"/>
     <w:p>
       <w:pPr>
         <w:pStyle w:val="Heading2"/>
@@ -4121,7 +4465,7 @@
         <w:t xml:space="preserve">ARM64 speedup.</w:t>
       </w:r>
     </w:p>
-    <w:bookmarkStart w:id="40" w:name="tab:latency"/>
+    <w:bookmarkStart w:id="29" w:name="tab:latency"/>
     <w:p>
       <w:pPr>
         <w:pStyle w:val="TableCaption"/>
@@ -4528,7 +4872,7 @@
         </w:tc>
       </w:tr>
     </w:tbl>
-    <w:bookmarkEnd w:id="40"/>
+    <w:bookmarkEnd w:id="29"/>
     <w:p>
       <w:pPr>
         <w:pStyle w:val="BodyText"/>
@@ -4581,7 +4925,7 @@
         <w:t xml:space="preserve">on-disk layout of a single-frame stream.</w:t>
       </w:r>
     </w:p>
-    <w:bookmarkStart w:id="41" w:name="tab:format"/>
+    <w:bookmarkStart w:id="30" w:name="tab:format"/>
     <w:p>
       <w:pPr>
         <w:pStyle w:val="TableCaption"/>
@@ -5207,10 +5551,10 @@
         </w:tc>
       </w:tr>
     </w:tbl>
-    <w:bookmarkEnd w:id="41"/>
-    <w:bookmarkEnd w:id="42"/>
-    <w:bookmarkEnd w:id="43"/>
-    <w:bookmarkStart w:id="45" w:name="sec:methodology"/>
+    <w:bookmarkEnd w:id="30"/>
+    <w:bookmarkEnd w:id="31"/>
+    <w:bookmarkEnd w:id="32"/>
+    <w:bookmarkStart w:id="34" w:name="sec:methodology"/>
     <w:p>
       <w:pPr>
         <w:pStyle w:val="Heading1"/>
@@ -5270,31 +5614,7 @@
         <w:t xml:space="preserve"> </w:t>
       </w:r>
       <w:r>
-        <w:t xml:space="preserve">from public GDCM and TCIA collections. It is a varied set but small relative to</w:t>
-      </w:r>
-      <w:r>
-        <w:t xml:space="preserve"> </w:t>
-      </w:r>
-      <w:r>
-        <w:t xml:space="preserve">a real clinical archive, so the results are reported as</w:t>
-      </w:r>
-      <w:r>
-        <w:t xml:space="preserve"> </w:t>
-      </w:r>
-      <w:r>
-        <w:t xml:space="preserve">“on this 39-image</w:t>
-      </w:r>
-      <w:r>
-        <w:t xml:space="preserve"> </w:t>
-      </w:r>
-      <w:r>
-        <w:t xml:space="preserve">dataset”</w:t>
-      </w:r>
-      <w:r>
-        <w:t xml:space="preserve"> </w:t>
-      </w:r>
-      <w:r>
-        <w:t xml:space="preserve">rather than as general claims. Table </w:t>
+        <w:t xml:space="preserve">from public GDCM and TCIA collections. Table </w:t>
       </w:r>
       <w:hyperlink w:anchor="tab:dataset">
         <w:r>
@@ -5308,16 +5628,10 @@
         <w:t xml:space="preserve"> </w:t>
       </w:r>
       <w:r>
-        <w:t xml:space="preserve">lists the</w:t>
-      </w:r>
-      <w:r>
-        <w:t xml:space="preserve"> </w:t>
-      </w:r>
-      <w:r>
-        <w:t xml:space="preserve">images.</w:t>
+        <w:t xml:space="preserve">lists the images.</w:t>
       </w:r>
     </w:p>
-    <w:bookmarkStart w:id="44" w:name="tab:dataset"/>
+    <w:bookmarkStart w:id="33" w:name="tab:dataset"/>
     <w:p>
       <w:pPr>
         <w:pStyle w:val="TableCaption"/>
@@ -7772,7 +8086,7 @@
         </w:tc>
       </w:tr>
     </w:tbl>
-    <w:bookmarkEnd w:id="44"/>
+    <w:bookmarkEnd w:id="33"/>
     <w:p>
       <w:pPr>
         <w:pStyle w:val="BodyText"/>
@@ -7915,37 +8229,197 @@
         <w:pStyle w:val="BodyText"/>
       </w:pPr>
       <w:r>
+        <w:rPr>
+          <w:b/>
+          <w:bCs/>
+        </w:rPr>
         <w:t xml:space="preserve">The</w:t>
       </w:r>
       <w:r>
-        <w:t xml:space="preserve"> </w:t>
-      </w:r>
-      <w:r>
+        <w:rPr>
+          <w:b/>
+          <w:bCs/>
+        </w:rPr>
+        <w:t xml:space="preserve"> </w:t>
+      </w:r>
+      <w:r>
+        <w:rPr>
+          <w:b/>
+          <w:bCs/>
+        </w:rPr>
         <w:t xml:space="preserve">“MIC”</w:t>
       </w:r>
       <w:r>
-        <w:t xml:space="preserve"> </w:t>
-      </w:r>
-      <w:r>
-        <w:t xml:space="preserve">column in the result tables is the fastest available C decoder on</w:t>
-      </w:r>
-      <w:r>
-        <w:t xml:space="preserve"> </w:t>
-      </w:r>
-      <w:r>
-        <w:t xml:space="preserve">each platform: the eight-state decoder, with AVX-512 acceleration of the</w:t>
-      </w:r>
-      <w:r>
-        <w:t xml:space="preserve"> </w:t>
-      </w:r>
-      <w:r>
-        <w:t xml:space="preserve">run-length and prediction-reversal stages on AMD64. Both read identical</w:t>
-      </w:r>
-      <w:r>
-        <w:t xml:space="preserve"> </w:t>
-      </w:r>
-      <w:r>
-        <w:t xml:space="preserve">compressed bytes; only the vector width differs.</w:t>
+        <w:rPr>
+          <w:b/>
+          <w:bCs/>
+        </w:rPr>
+        <w:t xml:space="preserve"> </w:t>
+      </w:r>
+      <w:r>
+        <w:rPr>
+          <w:b/>
+          <w:bCs/>
+        </w:rPr>
+        <w:t xml:space="preserve">decoder column.</w:t>
+      </w:r>
+      <w:r>
+        <w:t xml:space="preserve"> </w:t>
+      </w:r>
+      <w:r>
+        <w:t xml:space="preserve">The single</w:t>
+      </w:r>
+      <w:r>
+        <w:t xml:space="preserve"> </w:t>
+      </w:r>
+      <w:r>
+        <w:t xml:space="preserve">“MIC”</w:t>
+      </w:r>
+      <w:r>
+        <w:t xml:space="preserve"> </w:t>
+      </w:r>
+      <w:r>
+        <w:t xml:space="preserve">column in the result</w:t>
+      </w:r>
+      <w:r>
+        <w:t xml:space="preserve"> </w:t>
+      </w:r>
+      <w:r>
+        <w:t xml:space="preserve">tables always refers to the fastest available C decoder configuration on each</w:t>
+      </w:r>
+      <w:r>
+        <w:t xml:space="preserve"> </w:t>
+      </w:r>
+      <w:r>
+        <w:t xml:space="preserve">platform, so that the comparison against the baselines is C-against-C rather</w:t>
+      </w:r>
+      <w:r>
+        <w:t xml:space="preserve"> </w:t>
+      </w:r>
+      <w:r>
+        <w:t xml:space="preserve">than mixing a pure-Go decoder with optimized C libraries. Concretely, this is</w:t>
+      </w:r>
+      <w:r>
+        <w:t xml:space="preserve"> </w:t>
+      </w:r>
+      <w:r>
+        <w:t xml:space="preserve">the eight-state decoder: eight independent FSE chains decoded in parallel by the</w:t>
+      </w:r>
+      <w:r>
+        <w:t xml:space="preserve"> </w:t>
+      </w:r>
+      <w:r>
+        <w:t xml:space="preserve">out-of-order engine (Section </w:t>
+      </w:r>
+      <w:hyperlink w:anchor="sec:multistate">
+        <w:r>
+          <w:rPr>
+            <w:rStyle w:val="Hyperlink"/>
+          </w:rPr>
+          <w:t xml:space="preserve">4</w:t>
+        </w:r>
+      </w:hyperlink>
+      <w:r>
+        <w:t xml:space="preserve">), which is the fastest of the</w:t>
+      </w:r>
+      <w:r>
+        <w:t xml:space="preserve"> </w:t>
+      </w:r>
+      <w:r>
+        <w:t xml:space="preserve">1/2/4/8-state configurations on both reference machines. The entropy stage is</w:t>
+      </w:r>
+      <w:r>
+        <w:t xml:space="preserve"> </w:t>
+      </w:r>
+      <w:r>
+        <w:t xml:space="preserve">identical across platforms; what differs is the vector width applied to the two</w:t>
+      </w:r>
+      <w:r>
+        <w:t xml:space="preserve"> </w:t>
+      </w:r>
+      <w:r>
+        <w:t xml:space="preserve">stages that follow it. On AMD64 the run-length expansion and the</w:t>
+      </w:r>
+      <w:r>
+        <w:t xml:space="preserve"> </w:t>
+      </w:r>
+      <w:r>
+        <w:t xml:space="preserve">prediction-reversal (delta-inverse) passes are accelerated with AVX-512, which</w:t>
+      </w:r>
+      <w:r>
+        <w:t xml:space="preserve"> </w:t>
+      </w:r>
+      <w:r>
+        <w:t xml:space="preserve">widens those memory-bound loops to process more elements per instruction; on</w:t>
+      </w:r>
+      <w:r>
+        <w:t xml:space="preserve"> </w:t>
+      </w:r>
+      <w:r>
+        <w:t xml:space="preserve">ARM64 the same passes run with NEON-width or scalar code. This is purely a</w:t>
+      </w:r>
+      <w:r>
+        <w:t xml:space="preserve"> </w:t>
+      </w:r>
+      <w:r>
+        <w:t xml:space="preserve">code-generation difference: both builds read the</w:t>
+      </w:r>
+      <w:r>
+        <w:t xml:space="preserve"> </w:t>
+      </w:r>
+      <w:r>
+        <w:rPr>
+          <w:i/>
+          <w:iCs/>
+        </w:rPr>
+        <w:t xml:space="preserve">identical</w:t>
+      </w:r>
+      <w:r>
+        <w:t xml:space="preserve"> </w:t>
+      </w:r>
+      <w:r>
+        <w:t xml:space="preserve">compressed</w:t>
+      </w:r>
+      <w:r>
+        <w:t xml:space="preserve"> </w:t>
+      </w:r>
+      <w:r>
+        <w:t xml:space="preserve">bytes and produce bit-identical output, so a file encoded once decodes correctly</w:t>
+      </w:r>
+      <w:r>
+        <w:t xml:space="preserve"> </w:t>
+      </w:r>
+      <w:r>
+        <w:t xml:space="preserve">on either platform, and the only thing the wider vectors change is decode speed,</w:t>
+      </w:r>
+      <w:r>
+        <w:t xml:space="preserve"> </w:t>
+      </w:r>
+      <w:r>
+        <w:t xml:space="preserve">not the bitstream. The same eight-state stream is also what the strip-parallel</w:t>
+      </w:r>
+      <w:r>
+        <w:t xml:space="preserve"> </w:t>
+      </w:r>
+      <w:r>
+        <w:t xml:space="preserve">mode (Section </w:t>
+      </w:r>
+      <w:hyperlink w:anchor="sec:results">
+        <w:r>
+          <w:rPr>
+            <w:rStyle w:val="Hyperlink"/>
+          </w:rPr>
+          <w:t xml:space="preserve">6</w:t>
+        </w:r>
+      </w:hyperlink>
+      <w:r>
+        <w:t xml:space="preserve">) and the JavaScript decoder consume; they reuse</w:t>
+      </w:r>
+      <w:r>
+        <w:t xml:space="preserve"> </w:t>
+      </w:r>
+      <w:r>
+        <w:t xml:space="preserve">this decoder rather than defining a separate format.</w:t>
       </w:r>
     </w:p>
     <w:p>
@@ -7984,8 +8458,8 @@
         <w:t xml:space="preserve">ARM64 machine.</w:t>
       </w:r>
     </w:p>
-    <w:bookmarkEnd w:id="45"/>
-    <w:bookmarkStart w:id="55" w:name="sec:results"/>
+    <w:bookmarkEnd w:id="34"/>
+    <w:bookmarkStart w:id="44" w:name="sec:results"/>
     <w:p>
       <w:pPr>
         <w:pStyle w:val="Heading1"/>
@@ -7994,7 +8468,7 @@
         <w:t xml:space="preserve">Results</w:t>
       </w:r>
     </w:p>
-    <w:bookmarkStart w:id="46" w:name="compression-ratio"/>
+    <w:bookmarkStart w:id="35" w:name="compression-ratio"/>
     <w:p>
       <w:pPr>
         <w:pStyle w:val="Heading2"/>
@@ -15123,8 +15597,8 @@
         </w:tc>
       </w:tr>
     </w:tbl>
-    <w:bookmarkEnd w:id="46"/>
-    <w:bookmarkStart w:id="47" w:name="encoding-speed"/>
+    <w:bookmarkEnd w:id="35"/>
+    <w:bookmarkStart w:id="36" w:name="encoding-speed"/>
     <w:p>
       <w:pPr>
         <w:pStyle w:val="Heading2"/>
@@ -20250,8 +20724,8 @@
         </w:tc>
       </w:tr>
     </w:tbl>
-    <w:bookmarkEnd w:id="47"/>
-    <w:bookmarkStart w:id="49" w:name="decoding-speed"/>
+    <w:bookmarkEnd w:id="36"/>
+    <w:bookmarkStart w:id="38" w:name="decoding-speed"/>
     <w:p>
       <w:pPr>
         <w:pStyle w:val="Heading2"/>
@@ -20309,7 +20783,7 @@
         <w:t xml:space="preserve"> </w:t>
       </w:r>
       <w:r>
-        <w:t xml:space="preserve">deep data. On</w:t>
+        <w:t xml:space="preserve">wide data. On</w:t>
       </w:r>
       <w:r>
         <w:t xml:space="preserve"> </w:t>
@@ -20449,19 +20923,7 @@
         <w:t xml:space="preserve"> </w:t>
       </w:r>
       <w:r>
-        <w:t xml:space="preserve">of Zstandard; switching from four to eight states</w:t>
-      </w:r>
-      <w:r>
-        <w:t xml:space="preserve"> </w:t>
-      </w:r>
-      <w:r>
-        <w:t xml:space="preserve">(plus the AVX-512 widening of the post-entropy stages) is what turned several</w:t>
-      </w:r>
-      <w:r>
-        <w:t xml:space="preserve"> </w:t>
-      </w:r>
-      <w:r>
-        <w:t xml:space="preserve">remaining close cases into MIC wins.</w:t>
+        <w:t xml:space="preserve">of Zstandard.</w:t>
       </w:r>
     </w:p>
     <w:p>
@@ -25506,7 +25968,7 @@
         </w:tc>
       </w:tr>
     </w:tbl>
-    <w:bookmarkStart w:id="48" w:name="tab:fse-combined"/>
+    <w:bookmarkStart w:id="37" w:name="tab:fse-combined"/>
     <w:p>
       <w:pPr>
         <w:pStyle w:val="TableCaption"/>
@@ -26669,9 +27131,9 @@
         </w:tc>
       </w:tr>
     </w:tbl>
-    <w:bookmarkEnd w:id="48"/>
-    <w:bookmarkEnd w:id="49"/>
-    <w:bookmarkStart w:id="50" w:name="other-mic-variants-for-reference"/>
+    <w:bookmarkEnd w:id="37"/>
+    <w:bookmarkEnd w:id="38"/>
+    <w:bookmarkStart w:id="39" w:name="other-mic-variants-for-reference"/>
     <w:p>
       <w:pPr>
         <w:pStyle w:val="Heading2"/>
@@ -26790,8 +27252,8 @@
         <w:t xml:space="preserve">configuration on this dataset.</w:t>
       </w:r>
     </w:p>
-    <w:bookmarkEnd w:id="50"/>
-    <w:bookmarkStart w:id="51" w:name="multi-threaded-decoding"/>
+    <w:bookmarkEnd w:id="39"/>
+    <w:bookmarkStart w:id="40" w:name="multi-threaded-decoding"/>
     <w:p>
       <w:pPr>
         <w:pStyle w:val="Heading2"/>
@@ -32165,8 +32627,8 @@
         <w:t xml:space="preserve">machine, use strip-parallel mode with four to eight threads.</w:t>
       </w:r>
     </w:p>
-    <w:bookmarkEnd w:id="51"/>
-    <w:bookmarkStart w:id="54" w:name="in-the-browser"/>
+    <w:bookmarkEnd w:id="40"/>
+    <w:bookmarkStart w:id="43" w:name="in-the-browser"/>
     <w:p>
       <w:pPr>
         <w:pStyle w:val="Heading2"/>
@@ -32332,7 +32794,7 @@
         <w:t xml:space="preserve">give the JS numbers.</w:t>
       </w:r>
     </w:p>
-    <w:bookmarkStart w:id="52" w:name="tab:js-perf"/>
+    <w:bookmarkStart w:id="41" w:name="tab:js-perf"/>
     <w:p>
       <w:pPr>
         <w:pStyle w:val="TableCaption"/>
@@ -33277,7 +33739,7 @@
         </w:tc>
       </w:tr>
     </w:tbl>
-    <w:bookmarkEnd w:id="52"/>
+    <w:bookmarkEnd w:id="41"/>
     <w:p>
       <w:pPr>
         <w:pStyle w:val="BodyText"/>
@@ -33315,7 +33777,7 @@
         <w:t xml:space="preserve">is within run-to-run noise here.</w:t>
       </w:r>
     </w:p>
-    <w:bookmarkStart w:id="53" w:name="tab:pics-js"/>
+    <w:bookmarkStart w:id="42" w:name="tab:pics-js"/>
     <w:p>
       <w:pPr>
         <w:pStyle w:val="TableCaption"/>
@@ -33931,10 +34393,10 @@
         </w:tc>
       </w:tr>
     </w:tbl>
-    <w:bookmarkEnd w:id="53"/>
-    <w:bookmarkEnd w:id="54"/>
-    <w:bookmarkEnd w:id="55"/>
-    <w:bookmarkStart w:id="60" w:name="sec:discussion"/>
+    <w:bookmarkEnd w:id="42"/>
+    <w:bookmarkEnd w:id="43"/>
+    <w:bookmarkEnd w:id="44"/>
+    <w:bookmarkStart w:id="50" w:name="sec:discussion"/>
     <w:p>
       <w:pPr>
         <w:pStyle w:val="Heading1"/>
@@ -33943,7 +34405,7 @@
         <w:t xml:space="preserve">Discussion</w:t>
       </w:r>
     </w:p>
-    <w:bookmarkStart w:id="56" w:name="reading-the-results-together"/>
+    <w:bookmarkStart w:id="45" w:name="reading-the-results-together"/>
     <w:p>
       <w:pPr>
         <w:pStyle w:val="Heading2"/>
@@ -34058,8 +34520,8 @@
         <w:t xml:space="preserve">with HTJ2K’s vectorized block coder, and it costs nothing in file size.</w:t>
       </w:r>
     </w:p>
-    <w:bookmarkEnd w:id="56"/>
-    <w:bookmarkStart w:id="58" w:name="choosing-a-codec"/>
+    <w:bookmarkEnd w:id="45"/>
+    <w:bookmarkStart w:id="47" w:name="choosing-a-codec"/>
     <w:p>
       <w:pPr>
         <w:pStyle w:val="Heading2"/>
@@ -34340,7 +34802,7 @@
         <w:t xml:space="preserve">reports the weighted matrix.</w:t>
       </w:r>
     </w:p>
-    <w:bookmarkStart w:id="57" w:name="tab:decision-matrix"/>
+    <w:bookmarkStart w:id="46" w:name="tab:decision-matrix"/>
     <w:p>
       <w:pPr>
         <w:pStyle w:val="TableCaption"/>
@@ -35533,15 +35995,15 @@
         </w:tc>
       </w:tr>
     </w:tbl>
-    <w:bookmarkEnd w:id="57"/>
-    <w:bookmarkEnd w:id="58"/>
-    <w:bookmarkStart w:id="59" w:name="limitations"/>
+    <w:bookmarkEnd w:id="46"/>
+    <w:bookmarkEnd w:id="47"/>
+    <w:bookmarkStart w:id="48" w:name="future-work"/>
     <w:p>
       <w:pPr>
         <w:pStyle w:val="Heading2"/>
       </w:pPr>
       <w:r>
-        <w:t xml:space="preserve">Limitations</w:t>
+        <w:t xml:space="preserve">Future Work</w:t>
       </w:r>
     </w:p>
     <w:p>
@@ -35553,144 +36015,532 @@
           <w:b/>
           <w:bCs/>
         </w:rPr>
-        <w:t xml:space="preserve">Small dataset.</w:t>
-      </w:r>
-      <w:r>
-        <w:t xml:space="preserve"> </w:t>
-      </w:r>
-      <w:r>
-        <w:t xml:space="preserve">39 images across eleven modalities is varied but far from</w:t>
-      </w:r>
-      <w:r>
-        <w:t xml:space="preserve"> </w:t>
-      </w:r>
-      <w:r>
-        <w:t xml:space="preserve">a clinical archive; broader validation is needed.</w:t>
-      </w:r>
-      <w:r>
-        <w:t xml:space="preserve"> </w:t>
-      </w:r>
+        <w:t xml:space="preserve">Validation on larger datasets.</w:t>
+      </w:r>
+      <w:r>
+        <w:t xml:space="preserve"> </w:t>
+      </w:r>
+      <w:r>
+        <w:t xml:space="preserve">The evaluation rests on 39 images across eleven</w:t>
+      </w:r>
+      <w:r>
+        <w:t xml:space="preserve"> </w:t>
+      </w:r>
+      <w:r>
+        <w:t xml:space="preserve">modalities. This is varied enough to exercise a wide range of pixel statistics,</w:t>
+      </w:r>
+      <w:r>
+        <w:t xml:space="preserve"> </w:t>
+      </w:r>
+      <w:r>
+        <w:t xml:space="preserve">from smooth mammography to noisy computed tomography, but it is far smaller than</w:t>
+      </w:r>
+      <w:r>
+        <w:t xml:space="preserve"> </w:t>
+      </w:r>
+      <w:r>
+        <w:t xml:space="preserve">a real clinical archive and is not drawn from a controlled multi-site</w:t>
+      </w:r>
+      <w:r>
+        <w:t xml:space="preserve"> </w:t>
+      </w:r>
+      <w:r>
+        <w:t xml:space="preserve">collection. Several modalities are represented by only two or three images, so</w:t>
+      </w:r>
+      <w:r>
+        <w:t xml:space="preserve"> </w:t>
+      </w:r>
+      <w:r>
+        <w:t xml:space="preserve">their per-modality means carry little statistical weight, and the geometric</w:t>
+      </w:r>
+      <w:r>
+        <w:t xml:space="preserve"> </w:t>
+      </w:r>
+      <w:r>
+        <w:t xml:space="preserve">means can be moved noticeably by a single outlier such as a large-background PET</w:t>
+      </w:r>
+      <w:r>
+        <w:t xml:space="preserve"> </w:t>
+      </w:r>
+      <w:r>
+        <w:t xml:space="preserve">study. The dataset also says nothing about how MIC behaves on acquisition</w:t>
+      </w:r>
+      <w:r>
+        <w:t xml:space="preserve"> </w:t>
+      </w:r>
+      <w:r>
+        <w:t xml:space="preserve">conditions absent here, such as different reconstruction kernels, vendors,</w:t>
+      </w:r>
+      <w:r>
+        <w:t xml:space="preserve"> </w:t>
+      </w:r>
+      <w:r>
+        <w:t xml:space="preserve">bit depths beyond the 10–16-bit range tested, or images with substantial</w:t>
+      </w:r>
+      <w:r>
+        <w:t xml:space="preserve"> </w:t>
+      </w:r>
+      <w:r>
+        <w:t xml:space="preserve">acquisition noise. The numbers should therefore be read as evidence on this</w:t>
+      </w:r>
+      <w:r>
+        <w:t xml:space="preserve"> </w:t>
+      </w:r>
+      <w:r>
+        <w:t xml:space="preserve">specific set, not as population-level claims; validation on larger,</w:t>
+      </w:r>
+      <w:r>
+        <w:t xml:space="preserve"> </w:t>
+      </w:r>
+      <w:r>
+        <w:t xml:space="preserve">multi-hospital datasets with per-modality breakdowns is needed before the ratio</w:t>
+      </w:r>
+      <w:r>
+        <w:t xml:space="preserve"> </w:t>
+      </w:r>
+      <w:r>
+        <w:t xml:space="preserve">and speed margins can be treated as general.</w:t>
+      </w:r>
+    </w:p>
+    <w:p>
+      <w:pPr>
+        <w:pStyle w:val="BodyText"/>
+      </w:pPr>
       <w:r>
         <w:rPr>
           <w:b/>
           <w:bCs/>
         </w:rPr>
-        <w:t xml:space="preserve">Tuning on the test</w:t>
-      </w:r>
+        <w:t xml:space="preserve">Held-out parameter tuning.</w:t>
+      </w:r>
+      <w:r>
+        <w:t xml:space="preserve"> </w:t>
+      </w:r>
+      <w:r>
+        <w:t xml:space="preserve">The adaptive table-size thresholds (</w:t>
+      </w:r>
+      <m:oMath>
+        <m:r>
+          <m:t>β</m:t>
+        </m:r>
+        <m:r>
+          <m:rPr>
+            <m:sty m:val="p"/>
+          </m:rPr>
+          <m:t>&gt;</m:t>
+        </m:r>
+        <m:r>
+          <m:t>128</m:t>
+        </m:r>
+      </m:oMath>
+      <w:r>
+        <w:t xml:space="preserve">,</w:t>
+      </w:r>
+      <w:r>
+        <w:t xml:space="preserve"> </w:t>
+      </w:r>
+      <m:oMath>
+        <m:sSub>
+          <m:e>
+            <m:r>
+              <m:t>C</m:t>
+            </m:r>
+          </m:e>
+          <m:sub>
+            <m:r>
+              <m:t>r</m:t>
+            </m:r>
+          </m:sub>
+        </m:sSub>
+        <m:r>
+          <m:rPr>
+            <m:sty m:val="p"/>
+          </m:rPr>
+          <m:t>&gt;</m:t>
+        </m:r>
+        <m:r>
+          <m:t>32</m:t>
+        </m:r>
+      </m:oMath>
+      <w:r>
+        <w:t xml:space="preserve">) and the choice of the average predictor were informed by this</w:t>
+      </w:r>
+      <w:r>
+        <w:t xml:space="preserve"> </w:t>
+      </w:r>
+      <w:r>
+        <w:t xml:space="preserve">same dataset, so there is a risk that they are fitted to it rather than to</w:t>
+      </w:r>
+      <w:r>
+        <w:t xml:space="preserve"> </w:t>
+      </w:r>
+      <w:r>
+        <w:t xml:space="preserve">medical images in general. Two factors limit, but do not eliminate, that risk:</w:t>
+      </w:r>
+      <w:r>
+        <w:t xml:space="preserve"> </w:t>
+      </w:r>
+      <w:r>
+        <w:t xml:space="preserve">the rules are deliberately coarse (two integer thresholds and a single fixed</w:t>
+      </w:r>
+      <w:r>
+        <w:t xml:space="preserve"> </w:t>
+      </w:r>
+      <w:r>
+        <w:t xml:space="preserve">predictor, with no per-image search), and the thresholds gate a modest 1–10%</w:t>
+      </w:r>
+      <w:r>
+        <w:t xml:space="preserve"> </w:t>
+      </w:r>
+      <w:r>
+        <w:t xml:space="preserve">ratio gain on a minority of images rather than driving the headline result.</w:t>
+      </w:r>
+      <w:r>
+        <w:t xml:space="preserve"> </w:t>
+      </w:r>
+      <w:r>
+        <w:t xml:space="preserve">Even so, a properly held-out study, with the thresholds frozen on one collection</w:t>
+      </w:r>
+      <w:r>
+        <w:t xml:space="preserve"> </w:t>
+      </w:r>
+      <w:r>
+        <w:t xml:space="preserve">and measured on a disjoint one, is required to show they generalize.</w:t>
+      </w:r>
+    </w:p>
+    <w:p>
+      <w:pPr>
+        <w:pStyle w:val="BodyText"/>
+      </w:pPr>
       <w:r>
         <w:rPr>
           <w:b/>
           <w:bCs/>
         </w:rPr>
-        <w:t xml:space="preserve"> </w:t>
-      </w:r>
+        <w:t xml:space="preserve">Stronger baselines.</w:t>
+      </w:r>
+      <w:r>
+        <w:t xml:space="preserve"> </w:t>
+      </w:r>
+      <w:r>
+        <w:t xml:space="preserve">The comparison covers HTJ2K, JPEG-LS, and Delta +</w:t>
+      </w:r>
+      <w:r>
+        <w:t xml:space="preserve"> </w:t>
+      </w:r>
+      <w:r>
+        <w:t xml:space="preserve">Zstandard, but omits baselines that would more sharply isolate where MIC’s</w:t>
+      </w:r>
+      <w:r>
+        <w:t xml:space="preserve"> </w:t>
+      </w:r>
+      <w:r>
+        <w:t xml:space="preserve">advantage comes from. In particular, a byte-oriented pipeline with an explicit</w:t>
+      </w:r>
+      <w:r>
+        <w:t xml:space="preserve"> </w:t>
+      </w:r>
+      <w:r>
+        <w:t xml:space="preserve">byte- or bit-shuffle stage before Zstandard, and the basic DICOM run-length</w:t>
+      </w:r>
+      <w:r>
+        <w:t xml:space="preserve"> </w:t>
+      </w:r>
+      <w:r>
+        <w:t xml:space="preserve">syntax, would separate the benefit of the 16-bit-native entropy stage from the</w:t>
+      </w:r>
+      <w:r>
+        <w:t xml:space="preserve"> </w:t>
+      </w:r>
+      <w:r>
+        <w:t xml:space="preserve">benefit of prediction alone. Research codecs that compress better on natural</w:t>
+      </w:r>
+      <w:r>
+        <w:t xml:space="preserve"> </w:t>
+      </w:r>
+      <w:r>
+        <w:t xml:space="preserve">images, such as CALIC </w:t>
+      </w:r>
+      <w:r>
+        <w:t xml:space="preserve"> </w:t>
+      </w:r>
+      <w:r>
+        <w:t xml:space="preserve">and FLIF </w:t>
+      </w:r>
+      <w:r>
+        <w:t xml:space="preserve">, and the newer</w:t>
+      </w:r>
+      <w:r>
+        <w:t xml:space="preserve"> </w:t>
+      </w:r>
+      <w:r>
+        <w:t xml:space="preserve">JPEG XL, are also not included because they are not DICOM-deployable today;</w:t>
+      </w:r>
+      <w:r>
+        <w:t xml:space="preserve"> </w:t>
+      </w:r>
+      <w:r>
+        <w:t xml:space="preserve">their absence means the upper end of achievable lossless ratio is not bracketed</w:t>
+      </w:r>
+      <w:r>
+        <w:t xml:space="preserve"> </w:t>
+      </w:r>
+      <w:r>
+        <w:t xml:space="preserve">here. Adding these baselines is left to future work.</w:t>
+      </w:r>
+    </w:p>
+    <w:bookmarkEnd w:id="48"/>
+    <w:bookmarkStart w:id="49" w:name="adding-mic-as-a-dicom-transfer-syntax"/>
+    <w:p>
+      <w:pPr>
+        <w:pStyle w:val="Heading2"/>
+      </w:pPr>
+      <w:r>
+        <w:t xml:space="preserve">Adding MIC as a DICOM Transfer Syntax</w:t>
+      </w:r>
+    </w:p>
+    <w:p>
+      <w:pPr>
+        <w:pStyle w:val="FirstParagraph"/>
+      </w:pPr>
+      <w:r>
+        <w:t xml:space="preserve">The evaluation so far operates on the extracted pixel array. To be usable in a</w:t>
+      </w:r>
+      <w:r>
+        <w:t xml:space="preserve"> </w:t>
+      </w:r>
+      <w:r>
+        <w:t xml:space="preserve">real clinical workflow, MIC has to be carried inside a DICOM object that</w:t>
+      </w:r>
+      <w:r>
+        <w:t xml:space="preserve"> </w:t>
+      </w:r>
+      <w:r>
+        <w:t xml:space="preserve">existing systems can route, store, and display, which means defining it as a</w:t>
+      </w:r>
+      <w:r>
+        <w:t xml:space="preserve"> </w:t>
+      </w:r>
+      <w:r>
+        <w:t xml:space="preserve">DICOM transfer syntax. We sketch the path here.</w:t>
+      </w:r>
+    </w:p>
+    <w:p>
+      <w:pPr>
+        <w:pStyle w:val="BodyText"/>
+      </w:pPr>
       <w:r>
         <w:rPr>
           <w:b/>
           <w:bCs/>
         </w:rPr>
-        <w:t xml:space="preserve">set.</w:t>
-      </w:r>
-      <w:r>
-        <w:t xml:space="preserve"> </w:t>
-      </w:r>
-      <w:r>
-        <w:t xml:space="preserve">The adaptive table-size thresholds and the predictor choice were informed</w:t>
-      </w:r>
-      <w:r>
-        <w:t xml:space="preserve"> </w:t>
-      </w:r>
-      <w:r>
-        <w:t xml:space="preserve">by this dataset; the rules are simple (two thresholds, one predictor), which</w:t>
-      </w:r>
-      <w:r>
-        <w:t xml:space="preserve"> </w:t>
-      </w:r>
-      <w:r>
-        <w:t xml:space="preserve">limits overfitting risk, but larger studies should confirm they generalize.</w:t>
-      </w:r>
-      <w:r>
-        <w:t xml:space="preserve"> </w:t>
-      </w:r>
+        <w:t xml:space="preserve">Encapsulation.</w:t>
+      </w:r>
+      <w:r>
+        <w:t xml:space="preserve"> </w:t>
+      </w:r>
+      <w:r>
+        <w:t xml:space="preserve">A transfer syntax specifies how the pixel data is</w:t>
+      </w:r>
+      <w:r>
+        <w:t xml:space="preserve"> </w:t>
+      </w:r>
+      <w:r>
+        <w:t xml:space="preserve">serialised into the Pixel Data element (7FE0,0010). MIC fits the existing</w:t>
+      </w:r>
+      <w:r>
+        <w:t xml:space="preserve"> </w:t>
+      </w:r>
+      <w:r>
+        <w:rPr>
+          <w:i/>
+          <w:iCs/>
+        </w:rPr>
+        <w:t xml:space="preserve">encapsulated</w:t>
+      </w:r>
+      <w:r>
+        <w:t xml:space="preserve"> </w:t>
+      </w:r>
+      <w:r>
+        <w:t xml:space="preserve">pixel-data model that JPEG 2000 and JPEG-LS already use:</w:t>
+      </w:r>
+      <w:r>
+        <w:t xml:space="preserve"> </w:t>
+      </w:r>
+      <w:r>
+        <w:t xml:space="preserve">the element is encoded with undefined length as a sequence of fragments</w:t>
+      </w:r>
+      <w:r>
+        <w:t xml:space="preserve"> </w:t>
+      </w:r>
+      <w:r>
+        <w:t xml:space="preserve">preceded by a Basic Offset Table, and each frame’s MIC bitstream is stored as</w:t>
+      </w:r>
+      <w:r>
+        <w:t xml:space="preserve"> </w:t>
+      </w:r>
+      <w:r>
+        <w:t xml:space="preserve">one (or more) fragment items. Because MIC already produces a self-contained</w:t>
+      </w:r>
+      <w:r>
+        <w:t xml:space="preserve"> </w:t>
+      </w:r>
+      <w:r>
+        <w:t xml:space="preserve">per-image bitstream with its own header (Table </w:t>
+      </w:r>
+      <w:hyperlink w:anchor="tab:format">
+        <w:r>
+          <w:rPr>
+            <w:rStyle w:val="Hyperlink"/>
+          </w:rPr>
+          <w:t xml:space="preserve">5</w:t>
+        </w:r>
+      </w:hyperlink>
+      <w:r>
+        <w:t xml:space="preserve">), and a</w:t>
+      </w:r>
+      <w:r>
+        <w:t xml:space="preserve"> </w:t>
+      </w:r>
+      <w:r>
+        <w:t xml:space="preserve">multi-frame container for tomosynthesis, the mapping to fragments is direct and</w:t>
+      </w:r>
+      <w:r>
+        <w:t xml:space="preserve"> </w:t>
+      </w:r>
+      <w:r>
+        <w:t xml:space="preserve">does not require changing the codec.</w:t>
+      </w:r>
+    </w:p>
+    <w:p>
+      <w:pPr>
+        <w:pStyle w:val="BodyText"/>
+      </w:pPr>
       <w:r>
         <w:rPr>
           <w:b/>
           <w:bCs/>
         </w:rPr>
-        <w:t xml:space="preserve">Baseline coverage.</w:t>
-      </w:r>
-      <w:r>
-        <w:t xml:space="preserve"> </w:t>
-      </w:r>
-      <w:r>
-        <w:t xml:space="preserve">Stronger byte-oriented baselines (Delta +</w:t>
-      </w:r>
-      <w:r>
-        <w:t xml:space="preserve"> </w:t>
-      </w:r>
-      <w:r>
-        <w:t xml:space="preserve">byte/bit-shuffle + Zstd, DICOM RLE) would more sharply isolate the value of the</w:t>
-      </w:r>
-      <w:r>
-        <w:t xml:space="preserve"> </w:t>
-      </w:r>
-      <w:r>
-        <w:t xml:space="preserve">16-bit entropy stage; left to future work.</w:t>
-      </w:r>
-      <w:r>
-        <w:t xml:space="preserve"> </w:t>
-      </w:r>
+        <w:t xml:space="preserve">Identification and attributes.</w:t>
+      </w:r>
+      <w:r>
+        <w:t xml:space="preserve"> </w:t>
+      </w:r>
+      <w:r>
+        <w:t xml:space="preserve">The syntax needs a registered Transfer</w:t>
+      </w:r>
+      <w:r>
+        <w:t xml:space="preserve"> </w:t>
+      </w:r>
+      <w:r>
+        <w:t xml:space="preserve">Syntax UID under the DICOM root, and the associated image-pixel attributes</w:t>
+      </w:r>
+      <w:r>
+        <w:t xml:space="preserve"> </w:t>
+      </w:r>
+      <w:r>
+        <w:t xml:space="preserve">(Bits Allocated, Bits Stored, High Bit, Pixel Representation, Photometric</w:t>
+      </w:r>
+      <w:r>
+        <w:t xml:space="preserve"> </w:t>
+      </w:r>
+      <w:r>
+        <w:t xml:space="preserve">Interpretation, Planar Configuration) must be defined so that a receiver can</w:t>
+      </w:r>
+      <w:r>
+        <w:t xml:space="preserve"> </w:t>
+      </w:r>
+      <w:r>
+        <w:t xml:space="preserve">reconstruct the array unambiguously. Because MIC is lossless and operates on</w:t>
+      </w:r>
+      <w:r>
+        <w:t xml:space="preserve"> </w:t>
+      </w:r>
+      <w:r>
+        <w:t xml:space="preserve">the native sample values, these attributes carry over from the source object</w:t>
+      </w:r>
+      <w:r>
+        <w:t xml:space="preserve"> </w:t>
+      </w:r>
+      <w:r>
+        <w:t xml:space="preserve">without the value re-scaling that lossy syntaxes require.</w:t>
+      </w:r>
+    </w:p>
+    <w:p>
+      <w:pPr>
+        <w:pStyle w:val="BodyText"/>
+      </w:pPr>
       <w:r>
         <w:rPr>
           <w:b/>
           <w:bCs/>
         </w:rPr>
-        <w:t xml:space="preserve">Reporting.</w:t>
-      </w:r>
-      <w:r>
-        <w:t xml:space="preserve"> </w:t>
-      </w:r>
-      <w:r>
-        <w:t xml:space="preserve">Tables give</w:t>
-      </w:r>
-      <w:r>
-        <w:t xml:space="preserve"> </w:t>
-      </w:r>
-      <w:r>
-        <w:t xml:space="preserve">single representative throughput values rather than full confidence intervals.</w:t>
-      </w:r>
-      <w:r>
-        <w:t xml:space="preserve"> </w:t>
-      </w:r>
-      <w:r>
-        <w:rPr>
-          <w:b/>
-          <w:bCs/>
-        </w:rPr>
-        <w:t xml:space="preserve">Not yet a DICOM transfer syntax.</w:t>
-      </w:r>
-      <w:r>
-        <w:t xml:space="preserve"> </w:t>
-      </w:r>
-      <w:r>
-        <w:t xml:space="preserve">MIC works on the extracted pixel</w:t>
-      </w:r>
-      <w:r>
-        <w:t xml:space="preserve"> </w:t>
-      </w:r>
-      <w:r>
-        <w:t xml:space="preserve">array; real PACS integration would need a private encapsulation or a</w:t>
-      </w:r>
-      <w:r>
-        <w:t xml:space="preserve"> </w:t>
-      </w:r>
-      <w:r>
-        <w:t xml:space="preserve">standardization step.</w:t>
+        <w:t xml:space="preserve">Standardisation path and an interim option.</w:t>
+      </w:r>
+      <w:r>
+        <w:t xml:space="preserve"> </w:t>
+      </w:r>
+      <w:r>
+        <w:t xml:space="preserve">Formal adoption would</w:t>
+      </w:r>
+      <w:r>
+        <w:t xml:space="preserve"> </w:t>
+      </w:r>
+      <w:r>
+        <w:t xml:space="preserve">proceed through a DICOM Change Proposal: a public specification of the</w:t>
+      </w:r>
+      <w:r>
+        <w:t xml:space="preserve"> </w:t>
+      </w:r>
+      <w:r>
+        <w:t xml:space="preserve">bitstream, the encapsulation rules, and conformance test vectors, reviewed by</w:t>
+      </w:r>
+      <w:r>
+        <w:t xml:space="preserve"> </w:t>
+      </w:r>
+      <w:r>
+        <w:t xml:space="preserve">the relevant DICOM Working Group. In the interim, two of the partners on a link</w:t>
+      </w:r>
+      <w:r>
+        <w:t xml:space="preserve"> </w:t>
+      </w:r>
+      <w:r>
+        <w:t xml:space="preserve">can negotiate MIC as a privately agreed transfer syntax (a private UID) or carry</w:t>
+      </w:r>
+      <w:r>
+        <w:t xml:space="preserve"> </w:t>
+      </w:r>
+      <w:r>
+        <w:t xml:space="preserve">the bitstream in a private data element, which allows deployment inside a</w:t>
+      </w:r>
+      <w:r>
+        <w:t xml:space="preserve"> </w:t>
+      </w:r>
+      <w:r>
+        <w:t xml:space="preserve">controlled environment before standardisation completes. A reference encoder and</w:t>
+      </w:r>
+      <w:r>
+        <w:t xml:space="preserve"> </w:t>
+      </w:r>
+      <w:r>
+        <w:t xml:space="preserve">decoder, plus a published set of conformance images, would be the practical</w:t>
+      </w:r>
+      <w:r>
+        <w:t xml:space="preserve"> </w:t>
+      </w:r>
+      <w:r>
+        <w:t xml:space="preserve">prerequisites for either route, and are the natural next deliverable beyond the</w:t>
+      </w:r>
+      <w:r>
+        <w:t xml:space="preserve"> </w:t>
+      </w:r>
+      <w:r>
+        <w:t xml:space="preserve">open-source codec.</w:t>
       </w:r>
     </w:p>
-    <w:bookmarkEnd w:id="59"/>
-    <w:bookmarkEnd w:id="60"/>
-    <w:bookmarkStart w:id="70" w:name="sec:conclusion"/>
+    <w:bookmarkEnd w:id="49"/>
+    <w:bookmarkEnd w:id="50"/>
+    <w:bookmarkStart w:id="60" w:name="sec:conclusion"/>
     <w:p>
       <w:pPr>
         <w:pStyle w:val="Heading1"/>
@@ -35818,24 +36668,24 @@
         <w:t xml:space="preserve"> </w:t>
       </w:r>
       <w:r>
-        <w:t xml:space="preserve">baselines; full statistical reporting; an ARM64 vector kernel for the wavelet</w:t>
-      </w:r>
-      <w:r>
-        <w:t xml:space="preserve"> </w:t>
-      </w:r>
-      <w:r>
-        <w:t xml:space="preserve">variant; and benchmarking the JavaScript decoder in real browsers. MIC is open</w:t>
-      </w:r>
-      <w:r>
-        <w:t xml:space="preserve"> </w:t>
-      </w:r>
-      <w:r>
-        <w:t xml:space="preserve">source:</w:t>
-      </w:r>
-      <w:r>
-        <w:t xml:space="preserve"> </w:t>
-      </w:r>
-      <w:hyperlink r:id="rId21">
+        <w:t xml:space="preserve">baselines; defining MIC as a DICOM transfer syntax; an ARM64 vector kernel for</w:t>
+      </w:r>
+      <w:r>
+        <w:t xml:space="preserve"> </w:t>
+      </w:r>
+      <w:r>
+        <w:t xml:space="preserve">the wavelet variant; and benchmarking the JavaScript decoder in real browsers.</w:t>
+      </w:r>
+      <w:r>
+        <w:t xml:space="preserve"> </w:t>
+      </w:r>
+      <w:r>
+        <w:t xml:space="preserve">MIC is open source:</w:t>
+      </w:r>
+      <w:r>
+        <w:t xml:space="preserve"> </w:t>
+      </w:r>
+      <w:hyperlink r:id="rId10">
         <w:r>
           <w:rPr>
             <w:rStyle w:val="Hyperlink"/>
@@ -35877,7 +36727,7 @@
       <w:r>
         <w:t xml:space="preserve"> </w:t>
       </w:r>
-      <w:hyperlink r:id="rId61">
+      <w:hyperlink r:id="rId51">
         <w:r>
           <w:rPr>
             <w:rStyle w:val="Hyperlink"/>
@@ -36137,7 +36987,7 @@
       <w:r>
         <w:t xml:space="preserve"> </w:t>
       </w:r>
-      <w:hyperlink r:id="rId62">
+      <w:hyperlink r:id="rId52">
         <w:r>
           <w:rPr>
             <w:rStyle w:val="Hyperlink"/>
@@ -36436,7 +37286,7 @@
       <w:r>
         <w:t xml:space="preserve"> </w:t>
       </w:r>
-      <w:hyperlink r:id="rId63">
+      <w:hyperlink r:id="rId53">
         <w:r>
           <w:rPr>
             <w:rStyle w:val="Hyperlink"/>
@@ -36464,7 +37314,7 @@
       <w:r>
         <w:t xml:space="preserve"> </w:t>
       </w:r>
-      <w:hyperlink r:id="rId64">
+      <w:hyperlink r:id="rId54">
         <w:r>
           <w:rPr>
             <w:rStyle w:val="Hyperlink"/>
@@ -36498,7 +37348,7 @@
       <w:r>
         <w:t xml:space="preserve"> </w:t>
       </w:r>
-      <w:hyperlink r:id="rId65">
+      <w:hyperlink r:id="rId55">
         <w:r>
           <w:rPr>
             <w:rStyle w:val="Hyperlink"/>
@@ -36538,7 +37388,7 @@
       <w:r>
         <w:t xml:space="preserve"> </w:t>
       </w:r>
-      <w:hyperlink r:id="rId66">
+      <w:hyperlink r:id="rId56">
         <w:r>
           <w:rPr>
             <w:rStyle w:val="Hyperlink"/>
@@ -36572,7 +37422,7 @@
       <w:r>
         <w:t xml:space="preserve"> </w:t>
       </w:r>
-      <w:hyperlink r:id="rId67">
+      <w:hyperlink r:id="rId57">
         <w:r>
           <w:rPr>
             <w:rStyle w:val="Hyperlink"/>
@@ -36606,7 +37456,7 @@
       <w:r>
         <w:t xml:space="preserve"> </w:t>
       </w:r>
-      <w:hyperlink r:id="rId68">
+      <w:hyperlink r:id="rId58">
         <w:r>
           <w:rPr>
             <w:rStyle w:val="Hyperlink"/>
@@ -36709,7 +37559,7 @@
       <w:r>
         <w:t xml:space="preserve"> </w:t>
       </w:r>
-      <w:hyperlink r:id="rId69">
+      <w:hyperlink r:id="rId59">
         <w:r>
           <w:rPr>
             <w:rStyle w:val="Hyperlink"/>
@@ -36721,7 +37571,7 @@
         <w:t xml:space="preserve">.</w:t>
       </w:r>
     </w:p>
-    <w:bookmarkEnd w:id="70"/>
+    <w:bookmarkEnd w:id="60"/>
     <w:sectPr>
       <w:footnotePr>
         <w:numRestart w:val="eachSect"/>
@@ -36751,7 +37601,7 @@
       </w:r>
     </w:p>
   </w:footnote>
-  <w:footnote w:id="20">
+  <w:footnote w:id="9">
     <w:p>
       <w:pPr>
         <w:pStyle w:val="FootnoteText"/>
@@ -36789,7 +37639,7 @@
       <w:r>
         <w:t xml:space="preserve"> </w:t>
       </w:r>
-      <w:hyperlink r:id="rId21">
+      <w:hyperlink r:id="rId10">
         <w:r>
           <w:rPr>
             <w:rStyle w:val="Hyperlink"/>
@@ -37107,6 +37957,9 @@
   <w:num w:numId="1002">
     <w:abstractNumId w:val="991"/>
   </w:num>
+  <w:num w:numId="1003">
+    <w:abstractNumId w:val="991"/>
+  </w:num>
 </w:numbering>
 </file>
 
@@ -37115,10 +37968,10 @@
   <w:docDefaults>
     <w:rPrDefault>
       <w:rPr>
-        <w:rFonts w:asciiTheme="minorHAnsi" w:cstheme="minorBidi" w:eastAsiaTheme="minorHAnsi" w:hAnsiTheme="minorHAnsi"/>
+        <w:rFonts w:asciiTheme="minorHAnsi" w:cstheme="minorBidi" w:eastAsiaTheme="minorEastAsia" w:hAnsiTheme="minorHAnsi"/>
         <w:sz w:val="24"/>
         <w:szCs w:val="24"/>
-        <w:lang w:bidi="ar-SA" w:eastAsia="en-US" w:val="en-US"/>
+        <w:lang w:bidi="ar-SA" w:eastAsia="zh-CN" w:val="en-US"/>
       </w:rPr>
     </w:rPrDefault>
     <w:pPrDefault>
@@ -37659,13 +38512,6 @@
       </w:tblCellMar>
     </w:tblPr>
     <w:tblStylePr w:type="firstRow">
-      <w:tblPr>
-        <w:jc w:val="left"/>
-        <w:tblInd w:type="dxa" w:w="0"/>
-      </w:tblPr>
-      <w:trPr>
-        <w:jc w:val="left"/>
-      </w:trPr>
       <w:tcPr>
         <w:tcBorders>
           <w:bottom w:val="single"/>

--- a/paper/mic-paper-simplified-ieee.docx
+++ b/paper/mic-paper-simplified-ieee.docx
@@ -30,7 +30,7 @@
         <w:rPr>
           <w:rStyle w:val="FootnoteReference"/>
         </w:rPr>
-        <w:footnoteReference w:id="9"/>
+        <w:footnoteReference w:id="20"/>
       </w:r>
     </w:p>
     <w:p>
@@ -234,7 +234,7 @@
         <w:t xml:space="preserve">imaging.</w:t>
       </w:r>
     </w:p>
-    <w:bookmarkStart w:id="16" w:name="sec:intro"/>
+    <w:bookmarkStart w:id="27" w:name="sec:intro"/>
     <w:p>
       <w:pPr>
         <w:pStyle w:val="Heading1"/>
@@ -444,7 +444,7 @@
         <w:t xml:space="preserve">and is built from the ground up for medical images.</w:t>
       </w:r>
     </w:p>
-    <w:bookmarkStart w:id="12" w:name="Xf9d516eed5f7401174fecaa086b912906a5424e"/>
+    <w:bookmarkStart w:id="23" w:name="Xf9d516eed5f7401174fecaa086b912906a5424e"/>
     <w:p>
       <w:pPr>
         <w:pStyle w:val="Heading2"/>
@@ -722,7 +722,7 @@
         <w:t xml:space="preserve">argument being the main source of the gain.</w:t>
       </w:r>
     </w:p>
-    <w:bookmarkStart w:id="11" w:name="the-residual-stream"/>
+    <w:bookmarkStart w:id="22" w:name="the-residual-stream"/>
     <w:p>
       <w:pPr>
         <w:pStyle w:val="Heading4"/>
@@ -802,9 +802,9 @@
         <w:t xml:space="preserve">well.</w:t>
       </w:r>
     </w:p>
-    <w:bookmarkEnd w:id="11"/>
-    <w:bookmarkEnd w:id="12"/>
-    <w:bookmarkStart w:id="13" w:name="what-mic-is"/>
+    <w:bookmarkEnd w:id="22"/>
+    <w:bookmarkEnd w:id="23"/>
+    <w:bookmarkStart w:id="24" w:name="what-mic-is"/>
     <w:p>
       <w:pPr>
         <w:pStyle w:val="Heading2"/>
@@ -889,8 +889,8 @@
         <w:t xml:space="preserve">once.</w:t>
       </w:r>
     </w:p>
-    <w:bookmarkEnd w:id="13"/>
-    <w:bookmarkStart w:id="15" w:name="contributions-briefly"/>
+    <w:bookmarkEnd w:id="24"/>
+    <w:bookmarkStart w:id="26" w:name="contributions-briefly"/>
     <w:p>
       <w:pPr>
         <w:pStyle w:val="Heading2"/>
@@ -1084,7 +1084,7 @@
         <w:t xml:space="preserve">client-side decoding in browsers.</w:t>
       </w:r>
     </w:p>
-    <w:bookmarkStart w:id="14" w:name="scope"/>
+    <w:bookmarkStart w:id="25" w:name="scope"/>
     <w:p>
       <w:pPr>
         <w:pStyle w:val="Heading4"/>
@@ -1113,10 +1113,10 @@
         <w:t xml:space="preserve">are out of scope.</w:t>
       </w:r>
     </w:p>
-    <w:bookmarkEnd w:id="14"/>
-    <w:bookmarkEnd w:id="15"/>
-    <w:bookmarkEnd w:id="16"/>
-    <w:bookmarkStart w:id="17" w:name="sec:related"/>
+    <w:bookmarkEnd w:id="25"/>
+    <w:bookmarkEnd w:id="26"/>
+    <w:bookmarkEnd w:id="27"/>
+    <w:bookmarkStart w:id="28" w:name="sec:related"/>
     <w:p>
       <w:pPr>
         <w:pStyle w:val="Heading1"/>
@@ -1305,13 +1305,34 @@
         <w:t xml:space="preserve">Zstandard </w:t>
       </w:r>
       <w:r>
-        <w:t xml:space="preserve">. The limitation is that these implementations are</w:t>
-      </w:r>
-      <w:r>
-        <w:t xml:space="preserve"> </w:t>
-      </w:r>
-      <w:r>
-        <w:t xml:space="preserve">tuned for byte streams (Zstandard caps FSE at 4,096 symbols).</w:t>
+        <w:t xml:space="preserve">. Coding directly over a large, multi-symbol alphabet</w:t>
+      </w:r>
+      <w:r>
+        <w:t xml:space="preserve"> </w:t>
+      </w:r>
+      <w:r>
+        <w:t xml:space="preserve">rather than a byte stream is not itself new; for example, Mahapatra and Singh</w:t>
+      </w:r>
+      <w:r>
+        <w:t xml:space="preserve"> </w:t>
+      </w:r>
+      <w:r>
+        <w:t xml:space="preserve">built a multi-alphabet arithmetic coder in FPGA hardware </w:t>
+      </w:r>
+      <w:r>
+        <w:t xml:space="preserve">.</w:t>
+      </w:r>
+      <w:r>
+        <w:t xml:space="preserve"> </w:t>
+      </w:r>
+      <w:r>
+        <w:t xml:space="preserve">The limitation is that the widely deployed software implementations are tuned</w:t>
+      </w:r>
+      <w:r>
+        <w:t xml:space="preserve"> </w:t>
+      </w:r>
+      <w:r>
+        <w:t xml:space="preserve">for byte streams (Zstandard caps FSE at 4,096 symbols).</w:t>
       </w:r>
     </w:p>
     <w:p>
@@ -1402,8 +1423,8 @@
         <w:t xml:space="preserve">dimensions relevant to medical image compression.</w:t>
       </w:r>
     </w:p>
-    <w:bookmarkEnd w:id="17"/>
-    <w:bookmarkStart w:id="26" w:name="sec:pipeline"/>
+    <w:bookmarkEnd w:id="28"/>
+    <w:bookmarkStart w:id="37" w:name="sec:pipeline"/>
     <w:p>
       <w:pPr>
         <w:pStyle w:val="Heading1"/>
@@ -1444,7 +1465,7 @@
         <w:t xml:space="preserve">(remove the remaining redundancy), producing compressed bytes.</w:t>
       </w:r>
     </w:p>
-    <w:bookmarkStart w:id="20" w:name="spatial-prediction"/>
+    <w:bookmarkStart w:id="31" w:name="spatial-prediction"/>
     <w:p>
       <w:pPr>
         <w:pStyle w:val="Heading2"/>
@@ -1520,7 +1541,7 @@
         <w:t xml:space="preserve">the decode side, and works well on medical images.</w:t>
       </w:r>
     </w:p>
-    <w:bookmarkStart w:id="19" w:name="other-predictors-we-evaluated"/>
+    <w:bookmarkStart w:id="30" w:name="other-predictors-we-evaluated"/>
     <w:p>
       <w:pPr>
         <w:pStyle w:val="Heading4"/>
@@ -1607,7 +1628,7 @@
         <w:t xml:space="preserve">summarizes the comparison.</w:t>
       </w:r>
     </w:p>
-    <w:bookmarkStart w:id="18" w:name="tab:predictor-summary"/>
+    <w:bookmarkStart w:id="29" w:name="tab:predictor-summary"/>
     <w:p>
       <w:pPr>
         <w:pStyle w:val="TableCaption"/>
@@ -1956,10 +1977,10 @@
         </w:tc>
       </w:tr>
     </w:tbl>
-    <w:bookmarkEnd w:id="18"/>
-    <w:bookmarkEnd w:id="19"/>
-    <w:bookmarkEnd w:id="20"/>
-    <w:bookmarkStart w:id="22" w:name="handling-large-jumps-overflow-coding"/>
+    <w:bookmarkEnd w:id="29"/>
+    <w:bookmarkEnd w:id="30"/>
+    <w:bookmarkEnd w:id="31"/>
+    <w:bookmarkStart w:id="33" w:name="handling-large-jumps-overflow-coding"/>
     <w:p>
       <w:pPr>
         <w:pStyle w:val="Heading2"/>
@@ -2071,7 +2092,7 @@
         <w:t xml:space="preserve">representative bit depth.</w:t>
       </w:r>
     </w:p>
-    <w:bookmarkStart w:id="21" w:name="tab:overflow-map"/>
+    <w:bookmarkStart w:id="32" w:name="tab:overflow-map"/>
     <w:p>
       <w:pPr>
         <w:pStyle w:val="TableCaption"/>
@@ -2496,9 +2517,9 @@
         </w:tc>
       </w:tr>
     </w:tbl>
-    <w:bookmarkEnd w:id="21"/>
-    <w:bookmarkEnd w:id="22"/>
-    <w:bookmarkStart w:id="23" w:name="bit-run-length-encoding-rle"/>
+    <w:bookmarkEnd w:id="32"/>
+    <w:bookmarkEnd w:id="33"/>
+    <w:bookmarkStart w:id="34" w:name="bit-run-length-encoding-rle"/>
     <w:p>
       <w:pPr>
         <w:pStyle w:val="Heading2"/>
@@ -2727,8 +2748,8 @@
         <w:t xml:space="preserve">counter, without touching the compressed data at all.</w:t>
       </w:r>
     </w:p>
-    <w:bookmarkEnd w:id="23"/>
-    <w:bookmarkStart w:id="25" w:name="X720b39608bfefa9f84f7dbbedb7393b7b6d69fb"/>
+    <w:bookmarkEnd w:id="34"/>
+    <w:bookmarkStart w:id="36" w:name="X720b39608bfefa9f84f7dbbedb7393b7b6d69fb"/>
     <w:p>
       <w:pPr>
         <w:pStyle w:val="Heading2"/>
@@ -3280,7 +3301,7 @@
         <w:t xml:space="preserve">shows the ablation across selected images.</w:t>
       </w:r>
     </w:p>
-    <w:bookmarkStart w:id="24" w:name="tab:tablelog-ablation"/>
+    <w:bookmarkStart w:id="35" w:name="tab:tablelog-ablation"/>
     <w:p>
       <w:pPr>
         <w:pStyle w:val="TableCaption"/>
@@ -3939,10 +3960,10 @@
         </w:tc>
       </w:tr>
     </w:tbl>
-    <w:bookmarkEnd w:id="24"/>
-    <w:bookmarkEnd w:id="25"/>
-    <w:bookmarkEnd w:id="26"/>
-    <w:bookmarkStart w:id="32" w:name="sec:multistate"/>
+    <w:bookmarkEnd w:id="35"/>
+    <w:bookmarkEnd w:id="36"/>
+    <w:bookmarkEnd w:id="37"/>
+    <w:bookmarkStart w:id="43" w:name="sec:multistate"/>
     <w:p>
       <w:pPr>
         <w:pStyle w:val="Heading1"/>
@@ -3951,7 +3972,7 @@
         <w:t xml:space="preserve">Faster Decoding: Multi-State Decoding</w:t>
       </w:r>
     </w:p>
-    <w:bookmarkStart w:id="27" w:name="the-bottleneck"/>
+    <w:bookmarkStart w:id="38" w:name="the-bottleneck"/>
     <w:p>
       <w:pPr>
         <w:pStyle w:val="Heading2"/>
@@ -4049,8 +4070,8 @@
         <w:t xml:space="preserve">–83% of the CPU’s capacity unused.</w:t>
       </w:r>
     </w:p>
-    <w:bookmarkEnd w:id="27"/>
-    <w:bookmarkStart w:id="28" w:name="the-approach"/>
+    <w:bookmarkEnd w:id="38"/>
+    <w:bookmarkStart w:id="39" w:name="the-approach"/>
     <w:p>
       <w:pPr>
         <w:pStyle w:val="Heading2"/>
@@ -4235,8 +4256,8 @@
         <w:t xml:space="preserve">positions.</w:t>
       </w:r>
     </w:p>
-    <w:bookmarkEnd w:id="28"/>
-    <w:bookmarkStart w:id="31" w:name="measured-speedup"/>
+    <w:bookmarkEnd w:id="39"/>
+    <w:bookmarkStart w:id="42" w:name="measured-speedup"/>
     <w:p>
       <w:pPr>
         <w:pStyle w:val="Heading2"/>
@@ -4465,7 +4486,7 @@
         <w:t xml:space="preserve">ARM64 speedup.</w:t>
       </w:r>
     </w:p>
-    <w:bookmarkStart w:id="29" w:name="tab:latency"/>
+    <w:bookmarkStart w:id="40" w:name="tab:latency"/>
     <w:p>
       <w:pPr>
         <w:pStyle w:val="TableCaption"/>
@@ -4872,7 +4893,7 @@
         </w:tc>
       </w:tr>
     </w:tbl>
-    <w:bookmarkEnd w:id="29"/>
+    <w:bookmarkEnd w:id="40"/>
     <w:p>
       <w:pPr>
         <w:pStyle w:val="BodyText"/>
@@ -4925,7 +4946,7 @@
         <w:t xml:space="preserve">on-disk layout of a single-frame stream.</w:t>
       </w:r>
     </w:p>
-    <w:bookmarkStart w:id="30" w:name="tab:format"/>
+    <w:bookmarkStart w:id="41" w:name="tab:format"/>
     <w:p>
       <w:pPr>
         <w:pStyle w:val="TableCaption"/>
@@ -5551,10 +5572,10 @@
         </w:tc>
       </w:tr>
     </w:tbl>
-    <w:bookmarkEnd w:id="30"/>
-    <w:bookmarkEnd w:id="31"/>
-    <w:bookmarkEnd w:id="32"/>
-    <w:bookmarkStart w:id="34" w:name="sec:methodology"/>
+    <w:bookmarkEnd w:id="41"/>
+    <w:bookmarkEnd w:id="42"/>
+    <w:bookmarkEnd w:id="43"/>
+    <w:bookmarkStart w:id="45" w:name="sec:methodology"/>
     <w:p>
       <w:pPr>
         <w:pStyle w:val="Heading1"/>
@@ -5631,7 +5652,7 @@
         <w:t xml:space="preserve">lists the images.</w:t>
       </w:r>
     </w:p>
-    <w:bookmarkStart w:id="33" w:name="tab:dataset"/>
+    <w:bookmarkStart w:id="44" w:name="tab:dataset"/>
     <w:p>
       <w:pPr>
         <w:pStyle w:val="TableCaption"/>
@@ -8086,7 +8107,7 @@
         </w:tc>
       </w:tr>
     </w:tbl>
-    <w:bookmarkEnd w:id="33"/>
+    <w:bookmarkEnd w:id="44"/>
     <w:p>
       <w:pPr>
         <w:pStyle w:val="BodyText"/>
@@ -8458,8 +8479,8 @@
         <w:t xml:space="preserve">ARM64 machine.</w:t>
       </w:r>
     </w:p>
-    <w:bookmarkEnd w:id="34"/>
-    <w:bookmarkStart w:id="44" w:name="sec:results"/>
+    <w:bookmarkEnd w:id="45"/>
+    <w:bookmarkStart w:id="55" w:name="sec:results"/>
     <w:p>
       <w:pPr>
         <w:pStyle w:val="Heading1"/>
@@ -8468,7 +8489,7 @@
         <w:t xml:space="preserve">Results</w:t>
       </w:r>
     </w:p>
-    <w:bookmarkStart w:id="35" w:name="compression-ratio"/>
+    <w:bookmarkStart w:id="46" w:name="compression-ratio"/>
     <w:p>
       <w:pPr>
         <w:pStyle w:val="Heading2"/>
@@ -15597,8 +15618,8 @@
         </w:tc>
       </w:tr>
     </w:tbl>
-    <w:bookmarkEnd w:id="35"/>
-    <w:bookmarkStart w:id="36" w:name="encoding-speed"/>
+    <w:bookmarkEnd w:id="46"/>
+    <w:bookmarkStart w:id="47" w:name="encoding-speed"/>
     <w:p>
       <w:pPr>
         <w:pStyle w:val="Heading2"/>
@@ -20724,8 +20745,8 @@
         </w:tc>
       </w:tr>
     </w:tbl>
-    <w:bookmarkEnd w:id="36"/>
-    <w:bookmarkStart w:id="38" w:name="decoding-speed"/>
+    <w:bookmarkEnd w:id="47"/>
+    <w:bookmarkStart w:id="49" w:name="decoding-speed"/>
     <w:p>
       <w:pPr>
         <w:pStyle w:val="Heading2"/>
@@ -25968,7 +25989,7 @@
         </w:tc>
       </w:tr>
     </w:tbl>
-    <w:bookmarkStart w:id="37" w:name="tab:fse-combined"/>
+    <w:bookmarkStart w:id="48" w:name="tab:fse-combined"/>
     <w:p>
       <w:pPr>
         <w:pStyle w:val="TableCaption"/>
@@ -27131,9 +27152,9 @@
         </w:tc>
       </w:tr>
     </w:tbl>
-    <w:bookmarkEnd w:id="37"/>
-    <w:bookmarkEnd w:id="38"/>
-    <w:bookmarkStart w:id="39" w:name="other-mic-variants-for-reference"/>
+    <w:bookmarkEnd w:id="48"/>
+    <w:bookmarkEnd w:id="49"/>
+    <w:bookmarkStart w:id="50" w:name="other-mic-variants-for-reference"/>
     <w:p>
       <w:pPr>
         <w:pStyle w:val="Heading2"/>
@@ -27252,8 +27273,8 @@
         <w:t xml:space="preserve">configuration on this dataset.</w:t>
       </w:r>
     </w:p>
-    <w:bookmarkEnd w:id="39"/>
-    <w:bookmarkStart w:id="40" w:name="multi-threaded-decoding"/>
+    <w:bookmarkEnd w:id="50"/>
+    <w:bookmarkStart w:id="51" w:name="multi-threaded-decoding"/>
     <w:p>
       <w:pPr>
         <w:pStyle w:val="Heading2"/>
@@ -32627,8 +32648,8 @@
         <w:t xml:space="preserve">machine, use strip-parallel mode with four to eight threads.</w:t>
       </w:r>
     </w:p>
-    <w:bookmarkEnd w:id="40"/>
-    <w:bookmarkStart w:id="43" w:name="in-the-browser"/>
+    <w:bookmarkEnd w:id="51"/>
+    <w:bookmarkStart w:id="54" w:name="in-the-browser"/>
     <w:p>
       <w:pPr>
         <w:pStyle w:val="Heading2"/>
@@ -32794,7 +32815,7 @@
         <w:t xml:space="preserve">give the JS numbers.</w:t>
       </w:r>
     </w:p>
-    <w:bookmarkStart w:id="41" w:name="tab:js-perf"/>
+    <w:bookmarkStart w:id="52" w:name="tab:js-perf"/>
     <w:p>
       <w:pPr>
         <w:pStyle w:val="TableCaption"/>
@@ -33739,7 +33760,7 @@
         </w:tc>
       </w:tr>
     </w:tbl>
-    <w:bookmarkEnd w:id="41"/>
+    <w:bookmarkEnd w:id="52"/>
     <w:p>
       <w:pPr>
         <w:pStyle w:val="BodyText"/>
@@ -33777,7 +33798,7 @@
         <w:t xml:space="preserve">is within run-to-run noise here.</w:t>
       </w:r>
     </w:p>
-    <w:bookmarkStart w:id="42" w:name="tab:pics-js"/>
+    <w:bookmarkStart w:id="53" w:name="tab:pics-js"/>
     <w:p>
       <w:pPr>
         <w:pStyle w:val="TableCaption"/>
@@ -34393,10 +34414,10 @@
         </w:tc>
       </w:tr>
     </w:tbl>
-    <w:bookmarkEnd w:id="42"/>
-    <w:bookmarkEnd w:id="43"/>
-    <w:bookmarkEnd w:id="44"/>
-    <w:bookmarkStart w:id="50" w:name="sec:discussion"/>
+    <w:bookmarkEnd w:id="53"/>
+    <w:bookmarkEnd w:id="54"/>
+    <w:bookmarkEnd w:id="55"/>
+    <w:bookmarkStart w:id="61" w:name="sec:discussion"/>
     <w:p>
       <w:pPr>
         <w:pStyle w:val="Heading1"/>
@@ -34405,7 +34426,7 @@
         <w:t xml:space="preserve">Discussion</w:t>
       </w:r>
     </w:p>
-    <w:bookmarkStart w:id="45" w:name="reading-the-results-together"/>
+    <w:bookmarkStart w:id="56" w:name="reading-the-results-together"/>
     <w:p>
       <w:pPr>
         <w:pStyle w:val="Heading2"/>
@@ -34520,8 +34541,8 @@
         <w:t xml:space="preserve">with HTJ2K’s vectorized block coder, and it costs nothing in file size.</w:t>
       </w:r>
     </w:p>
-    <w:bookmarkEnd w:id="45"/>
-    <w:bookmarkStart w:id="47" w:name="choosing-a-codec"/>
+    <w:bookmarkEnd w:id="56"/>
+    <w:bookmarkStart w:id="58" w:name="choosing-a-codec"/>
     <w:p>
       <w:pPr>
         <w:pStyle w:val="Heading2"/>
@@ -34802,7 +34823,7 @@
         <w:t xml:space="preserve">reports the weighted matrix.</w:t>
       </w:r>
     </w:p>
-    <w:bookmarkStart w:id="46" w:name="tab:decision-matrix"/>
+    <w:bookmarkStart w:id="57" w:name="tab:decision-matrix"/>
     <w:p>
       <w:pPr>
         <w:pStyle w:val="TableCaption"/>
@@ -35995,9 +36016,9 @@
         </w:tc>
       </w:tr>
     </w:tbl>
-    <w:bookmarkEnd w:id="46"/>
-    <w:bookmarkEnd w:id="47"/>
-    <w:bookmarkStart w:id="48" w:name="future-work"/>
+    <w:bookmarkEnd w:id="57"/>
+    <w:bookmarkEnd w:id="58"/>
+    <w:bookmarkStart w:id="59" w:name="future-work"/>
     <w:p>
       <w:pPr>
         <w:pStyle w:val="Heading2"/>
@@ -36289,8 +36310,8 @@
         <w:t xml:space="preserve">here. Adding these baselines is left to future work.</w:t>
       </w:r>
     </w:p>
-    <w:bookmarkEnd w:id="48"/>
-    <w:bookmarkStart w:id="49" w:name="adding-mic-as-a-dicom-transfer-syntax"/>
+    <w:bookmarkEnd w:id="59"/>
+    <w:bookmarkStart w:id="60" w:name="adding-mic-as-a-dicom-transfer-syntax"/>
     <w:p>
       <w:pPr>
         <w:pStyle w:val="Heading2"/>
@@ -36538,9 +36559,9 @@
         <w:t xml:space="preserve">open-source codec.</w:t>
       </w:r>
     </w:p>
-    <w:bookmarkEnd w:id="49"/>
-    <w:bookmarkEnd w:id="50"/>
-    <w:bookmarkStart w:id="60" w:name="sec:conclusion"/>
+    <w:bookmarkEnd w:id="60"/>
+    <w:bookmarkEnd w:id="61"/>
+    <w:bookmarkStart w:id="71" w:name="sec:conclusion"/>
     <w:p>
       <w:pPr>
         <w:pStyle w:val="Heading1"/>
@@ -36685,7 +36706,7 @@
       <w:r>
         <w:t xml:space="preserve"> </w:t>
       </w:r>
-      <w:hyperlink r:id="rId10">
+      <w:hyperlink r:id="rId21">
         <w:r>
           <w:rPr>
             <w:rStyle w:val="Hyperlink"/>
@@ -36727,7 +36748,7 @@
       <w:r>
         <w:t xml:space="preserve"> </w:t>
       </w:r>
-      <w:hyperlink r:id="rId51">
+      <w:hyperlink r:id="rId62">
         <w:r>
           <w:rPr>
             <w:rStyle w:val="Hyperlink"/>
@@ -36804,13 +36825,20 @@
         <w:pStyle w:val="BodyText"/>
       </w:pPr>
       <w:r>
-        <w:t xml:space="preserve">D. Taubman, A. Naman, M. Smith, P.-A. Lemieux, H. Saadat, O. Watanabe,</w:t>
-      </w:r>
-      <w:r>
-        <w:t xml:space="preserve"> </w:t>
-      </w:r>
-      <w:r>
-        <w:t xml:space="preserve">and R. Mathew,</w:t>
+        <w:t xml:space="preserve">D. Taubman</w:t>
+      </w:r>
+      <w:r>
+        <w:t xml:space="preserve"> </w:t>
+      </w:r>
+      <w:r>
+        <w:rPr>
+          <w:i/>
+          <w:iCs/>
+        </w:rPr>
+        <w:t xml:space="preserve">et al.</w:t>
+      </w:r>
+      <w:r>
+        <w:t xml:space="preserve">,</w:t>
       </w:r>
       <w:r>
         <w:t xml:space="preserve"> </w:t>
@@ -36987,7 +37015,7 @@
       <w:r>
         <w:t xml:space="preserve"> </w:t>
       </w:r>
-      <w:hyperlink r:id="rId52">
+      <w:hyperlink r:id="rId63">
         <w:r>
           <w:rPr>
             <w:rStyle w:val="Hyperlink"/>
@@ -37036,19 +37064,32 @@
         <w:pStyle w:val="BodyText"/>
       </w:pPr>
       <w:r>
-        <w:t xml:space="preserve">F. Giesen,</w:t>
-      </w:r>
-      <w:r>
-        <w:t xml:space="preserve"> </w:t>
-      </w:r>
-      <w:r>
-        <w:t xml:space="preserve">“Interleaved entropy coders,”</w:t>
-      </w:r>
-      <w:r>
-        <w:t xml:space="preserve"> </w:t>
-      </w:r>
-      <w:r>
-        <w:t xml:space="preserve">arXiv:1402.3392, 2014.</w:t>
+        <w:t xml:space="preserve">S. Mahapatra and K. Singh,</w:t>
+      </w:r>
+      <w:r>
+        <w:t xml:space="preserve"> </w:t>
+      </w:r>
+      <w:r>
+        <w:t xml:space="preserve">“An FPGA-based implementation of multi-alphabet arithmetic coding,”</w:t>
+      </w:r>
+      <w:r>
+        <w:t xml:space="preserve"> </w:t>
+      </w:r>
+      <w:r>
+        <w:rPr>
+          <w:i/>
+          <w:iCs/>
+        </w:rPr>
+        <w:t xml:space="preserve">IEEE Trans. Circuits Syst. I</w:t>
+      </w:r>
+      <w:r>
+        <w:t xml:space="preserve">, vol. 54, no. 8, pp. 1678–1686,</w:t>
+      </w:r>
+      <w:r>
+        <w:t xml:space="preserve"> </w:t>
+      </w:r>
+      <w:r>
+        <w:t xml:space="preserve">2007.</w:t>
       </w:r>
     </w:p>
     <w:p>
@@ -37056,6 +37097,26 @@
         <w:pStyle w:val="BodyText"/>
       </w:pPr>
       <w:r>
+        <w:t xml:space="preserve">F. Giesen,</w:t>
+      </w:r>
+      <w:r>
+        <w:t xml:space="preserve"> </w:t>
+      </w:r>
+      <w:r>
+        <w:t xml:space="preserve">“Interleaved entropy coders,”</w:t>
+      </w:r>
+      <w:r>
+        <w:t xml:space="preserve"> </w:t>
+      </w:r>
+      <w:r>
+        <w:t xml:space="preserve">arXiv:1402.3392, 2014.</w:t>
+      </w:r>
+    </w:p>
+    <w:p>
+      <w:pPr>
+        <w:pStyle w:val="BodyText"/>
+      </w:pPr>
+      <w:r>
         <w:t xml:space="preserve">F. Lin, K. Arunruangsirilert, H. Sun, and J. Katto,</w:t>
       </w:r>
       <w:r>
@@ -37286,7 +37347,7 @@
       <w:r>
         <w:t xml:space="preserve"> </w:t>
       </w:r>
-      <w:hyperlink r:id="rId53">
+      <w:hyperlink r:id="rId64">
         <w:r>
           <w:rPr>
             <w:rStyle w:val="Hyperlink"/>
@@ -37314,7 +37375,7 @@
       <w:r>
         <w:t xml:space="preserve"> </w:t>
       </w:r>
-      <w:hyperlink r:id="rId54">
+      <w:hyperlink r:id="rId65">
         <w:r>
           <w:rPr>
             <w:rStyle w:val="Hyperlink"/>
@@ -37348,7 +37409,7 @@
       <w:r>
         <w:t xml:space="preserve"> </w:t>
       </w:r>
-      <w:hyperlink r:id="rId55">
+      <w:hyperlink r:id="rId66">
         <w:r>
           <w:rPr>
             <w:rStyle w:val="Hyperlink"/>
@@ -37388,7 +37449,7 @@
       <w:r>
         <w:t xml:space="preserve"> </w:t>
       </w:r>
-      <w:hyperlink r:id="rId56">
+      <w:hyperlink r:id="rId67">
         <w:r>
           <w:rPr>
             <w:rStyle w:val="Hyperlink"/>
@@ -37422,7 +37483,7 @@
       <w:r>
         <w:t xml:space="preserve"> </w:t>
       </w:r>
-      <w:hyperlink r:id="rId57">
+      <w:hyperlink r:id="rId68">
         <w:r>
           <w:rPr>
             <w:rStyle w:val="Hyperlink"/>
@@ -37456,7 +37517,7 @@
       <w:r>
         <w:t xml:space="preserve"> </w:t>
       </w:r>
-      <w:hyperlink r:id="rId58">
+      <w:hyperlink r:id="rId69">
         <w:r>
           <w:rPr>
             <w:rStyle w:val="Hyperlink"/>
@@ -37559,7 +37620,7 @@
       <w:r>
         <w:t xml:space="preserve"> </w:t>
       </w:r>
-      <w:hyperlink r:id="rId59">
+      <w:hyperlink r:id="rId70">
         <w:r>
           <w:rPr>
             <w:rStyle w:val="Hyperlink"/>
@@ -37571,7 +37632,7 @@
         <w:t xml:space="preserve">.</w:t>
       </w:r>
     </w:p>
-    <w:bookmarkEnd w:id="60"/>
+    <w:bookmarkEnd w:id="71"/>
     <w:sectPr>
       <w:footnotePr>
         <w:numRestart w:val="eachSect"/>
@@ -37601,7 +37662,7 @@
       </w:r>
     </w:p>
   </w:footnote>
-  <w:footnote w:id="9">
+  <w:footnote w:id="20">
     <w:p>
       <w:pPr>
         <w:pStyle w:val="FootnoteText"/>
@@ -37639,7 +37700,7 @@
       <w:r>
         <w:t xml:space="preserve"> </w:t>
       </w:r>
-      <w:hyperlink r:id="rId10">
+      <w:hyperlink r:id="rId21">
         <w:r>
           <w:rPr>
             <w:rStyle w:val="Hyperlink"/>
@@ -37968,10 +38029,10 @@
   <w:docDefaults>
     <w:rPrDefault>
       <w:rPr>
-        <w:rFonts w:asciiTheme="minorHAnsi" w:cstheme="minorBidi" w:eastAsiaTheme="minorEastAsia" w:hAnsiTheme="minorHAnsi"/>
+        <w:rFonts w:asciiTheme="minorHAnsi" w:cstheme="minorBidi" w:eastAsiaTheme="minorHAnsi" w:hAnsiTheme="minorHAnsi"/>
         <w:sz w:val="24"/>
         <w:szCs w:val="24"/>
-        <w:lang w:bidi="ar-SA" w:eastAsia="zh-CN" w:val="en-US"/>
+        <w:lang w:bidi="ar-SA" w:eastAsia="en-US" w:val="en-US"/>
       </w:rPr>
     </w:rPrDefault>
     <w:pPrDefault>
@@ -38512,6 +38573,13 @@
       </w:tblCellMar>
     </w:tblPr>
     <w:tblStylePr w:type="firstRow">
+      <w:tblPr>
+        <w:jc w:val="left"/>
+        <w:tblInd w:type="dxa" w:w="0"/>
+      </w:tblPr>
+      <w:trPr>
+        <w:jc w:val="left"/>
+      </w:trPr>
       <w:tcPr>
         <w:tcBorders>
           <w:bottom w:val="single"/>
